--- a/实验3代码/机器学习实验三_贷款违约行为预测_报告.docx
+++ b/实验3代码/机器学习实验三_贷款违约行为预测_报告.docx
@@ -24,7 +24,7 @@
           <w:rFonts w:ascii="Times New Roman" w:hAnsi="Times New Roman" w:eastAsia="宋体"/>
           <w:sz w:val="24"/>
         </w:rPr>
-        <w:t>——基于某贷款机构脱敏后的多表征信数据</w:t>
+        <w:t>——基于多表征信数据的二分类风控建模与算法对比</w:t>
       </w:r>
     </w:p>
     <w:p>
@@ -54,7 +54,7 @@
           <w:rFonts w:ascii="Times New Roman" w:hAnsi="Times New Roman" w:eastAsia="宋体"/>
           <w:sz w:val="22"/>
         </w:rPr>
-        <w:t>2. 熟练运用多表数据的预处理技术，包括变量属性识别与标注、空值处理、异常值处理、维归约、独热编码与标准化；</w:t>
+        <w:t>2. 熟练运用多表数据的预处理技术，包括变量属性识别与标注、空值处理、异常值处理、维归约、独热编码、标准化与多表合并；</w:t>
       </w:r>
     </w:p>
     <w:p>
@@ -63,7 +63,7 @@
           <w:rFonts w:ascii="Times New Roman" w:hAnsi="Times New Roman" w:eastAsia="宋体"/>
           <w:sz w:val="22"/>
         </w:rPr>
-        <w:t>3. 掌握针对类别不平衡数据的常用处理方法（SMOTE + Tomek Links）以及基于 L1 正则的特征选择；</w:t>
+        <w:t>3. 掌握针对类别不平衡数据的常用处理方法（SMOTE / SMOTE+Tomek Links / class_weight）以及基于 L1 正则的特征选择；</w:t>
       </w:r>
     </w:p>
     <w:p>
@@ -72,7 +72,16 @@
           <w:rFonts w:ascii="Times New Roman" w:hAnsi="Times New Roman" w:eastAsia="宋体"/>
           <w:sz w:val="22"/>
         </w:rPr>
-        <w:t>4. 学习并比较四种典型分类算法（带 L1 正则的 Logistic 回归、朴素贝叶斯、随机森林、SVM）的建模思路、适用场景与实测性能，使用 ROC 曲线与 AUC 作为评价指标。</w:t>
+        <w:t>4. 学习并比较七种典型分类算法的建模思路、适用场景与实测性能，包括四个传统基线模型（带 L1 正则的 Logistic 回归、朴素贝叶斯、随机森林、SVM）与三个现代梯度提升模型（XGBoost、LightGBM、GBDT），使用 ROC 曲线与 AUC 作为评价指标；</w:t>
+      </w:r>
+    </w:p>
+    <w:p>
+      <w:r>
+        <w:rPr>
+          <w:rFonts w:ascii="Times New Roman" w:hAnsi="Times New Roman" w:eastAsia="宋体"/>
+          <w:sz w:val="22"/>
+        </w:rPr>
+        <w:t>5. 通过消融实验系统验证 pipeline 中三项关键技术（不平衡采样、L1 特征选择、标准化）对模型性能的实际贡献。</w:t>
       </w:r>
     </w:p>
     <w:p>
@@ -102,7 +111,7 @@
           <w:rFonts w:ascii="Times New Roman" w:hAnsi="Times New Roman" w:eastAsia="宋体"/>
           <w:sz w:val="22"/>
         </w:rPr>
-        <w:t>任务二：建模与评估。基于最终数据集，使用 SMOTE + Tomek 处理类别不平衡，再用 L1 正则的逻辑回归进行特征选择，分别使用以下四种模型进行训练并在测试集上得到 ROC 曲线与 AUC：</w:t>
+        <w:t>任务二：模型构建与评估。基于最终数据集，使用 SMOTE + Tomek 处理类别不平衡，再用 L1 正则的逻辑回归进行特征选择，分别使用 7 种模型进行训练并在测试集上得到 ROC 曲线与 AUC 值，最后基于 AUC 对所有模型进行横向比较与算法适用性分析。</w:t>
       </w:r>
     </w:p>
     <w:p>
@@ -111,7 +120,7 @@
           <w:rFonts w:ascii="Times New Roman" w:hAnsi="Times New Roman" w:eastAsia="宋体"/>
           <w:sz w:val="22"/>
         </w:rPr>
-        <w:t>（1）带 L1 正则的 Logistic 回归；（2）朴素贝叶斯（GaussianNB）；（3）随机森林（RandomForest）；（4）支持向量机（SVM，linear kernel）。最终基于 AUC 对四种模型进行横向比较与算法适用性分析。</w:t>
+        <w:t>任务三：消融实验。对原 pipeline 中的三项关键技术做消融实验：（B1）不平衡采样策略对比（不采样 / SMOTE / SMOTE+Tomek / class_weight）；（B2）有无 L1 特征选择对比；（B3）SALARY 字段是否标准化对比，量化每一步对最终 AUC 的贡献。</w:t>
       </w:r>
     </w:p>
     <w:p>
@@ -144,7 +153,7 @@
           <w:rFonts w:ascii="Times New Roman" w:hAnsi="Times New Roman" w:eastAsia="宋体"/>
           <w:sz w:val="22"/>
         </w:rPr>
-        <w:t>本实验数据来自某贷款机构脱敏后的历史业务数据（赵卫东《数据挖掘》课程配套案例），包含一张主表（基础信息）与十张征信扩展表，所有表均通过 REPORT_ID 字段进行关联。</w:t>
+        <w:t>本实验数据来自某贷款机构脱敏后的历史业务数据（赵卫东《数据挖掘》课程配套案例），共包含 13 张表：一张训练主表（带 Y 标签）、一张测试主表（无 Y 标签）以及 11 张征信扩展表，所有表均通过 REPORT_ID 字段进行关联。</w:t>
       </w:r>
     </w:p>
     <w:p>
@@ -157,15 +166,6 @@
           <w:color w:val="000000"/>
         </w:rPr>
         <w:t>3.2 数据简介</w:t>
-      </w:r>
-    </w:p>
-    <w:p>
-      <w:r>
-        <w:rPr>
-          <w:rFonts w:ascii="Times New Roman" w:hAnsi="Times New Roman" w:eastAsia="宋体"/>
-          <w:sz w:val="22"/>
-        </w:rPr>
-        <w:t>原始数据以 12 张表的形式提供，其中训练集（contest_basic_train.tsv）包含 30000 条样本与目标变量 Y（1 = 逾期，0 = 未逾期）；测试集（contest_basic_test.tsv）包含 10000 条样本，不含 Y。其余 11 张扩展表为央行征信报告对应的征信详情、信用提示、共同负债、逾期汇总、贷款记录、信用卡记录、查询记录等。</w:t>
       </w:r>
     </w:p>
     <w:p>
@@ -1024,7 +1024,7 @@
           <w:rFonts w:ascii="Times New Roman" w:hAnsi="Times New Roman" w:eastAsia="宋体"/>
           <w:sz w:val="22"/>
         </w:rPr>
-        <w:t>基础信息表（table_1）共 11 个字段，其含义与属性类型如下：</w:t>
+        <w:t>基础信息表的 11 个字段含义与属性类型如下：</w:t>
       </w:r>
     </w:p>
     <w:p>
@@ -1177,7 +1177,7 @@
                 <w:rFonts w:ascii="Times New Roman" w:hAnsi="Times New Roman" w:eastAsia="宋体"/>
                 <w:sz w:val="20"/>
               </w:rPr>
-              <w:t>标称（用于提取性别、出生地）</w:t>
+              <w:t>标称（用于派生性别、出生地）</w:t>
             </w:r>
           </w:p>
         </w:tc>
@@ -1588,7 +1588,7 @@
           <w:rFonts w:ascii="Times New Roman" w:hAnsi="Times New Roman" w:eastAsia="黑体"/>
           <w:color w:val="000000"/>
         </w:rPr>
-        <w:t>3.4 数据规模与类别分布</w:t>
+        <w:t>3.4 类别分布与缺失值统计</w:t>
       </w:r>
     </w:p>
     <w:p>
@@ -1597,16 +1597,7 @@
           <w:rFonts w:ascii="Times New Roman" w:hAnsi="Times New Roman" w:eastAsia="宋体"/>
           <w:sz w:val="22"/>
         </w:rPr>
-        <w:t>训练集共 30,000 条样本，正负样本比例如下：</w:t>
-      </w:r>
-    </w:p>
-    <w:p>
-      <w:r>
-        <w:rPr>
-          <w:rFonts w:ascii="Times New Roman" w:hAnsi="Times New Roman" w:eastAsia="宋体"/>
-          <w:sz w:val="22"/>
-        </w:rPr>
-        <w:t>表 3  训练集类别分布</w:t>
+        <w:t>训练集共 30,000 条样本，正类（逾期）占比 6.25%，存在严重的类别不平衡：</w:t>
       </w:r>
     </w:p>
     <w:tbl>
@@ -1851,19 +1842,7 @@
           <w:rFonts w:ascii="Times New Roman" w:hAnsi="Times New Roman" w:eastAsia="宋体"/>
           <w:sz w:val="22"/>
         </w:rPr>
-        <w:t>从图 1 可以看出：（1）数据集存在严重的类别不平衡，正类（逾期）样本仅约 6.25%，若不进行平衡处理直接训练，模型会显著偏向预测多数类，从而漏报真正的高风险用户；（2）从 SALARY 等级分布上看，逾期客户与未逾期客户的 SALARY 分布呈现差异（逾期客户在低 SALARY 等级上的概率密度更高），说明 SALARY 对违约预测具有一定的判别能力。</w:t>
-      </w:r>
-    </w:p>
-    <w:p>
-      <w:pPr>
-        <w:pStyle w:val="Heading2"/>
-      </w:pPr>
-      <w:r>
-        <w:rPr>
-          <w:rFonts w:ascii="Times New Roman" w:hAnsi="Times New Roman" w:eastAsia="黑体"/>
-          <w:color w:val="000000"/>
-        </w:rPr>
-        <w:t>3.5 缺失值统计</w:t>
+        <w:t>从图 1 可以看出：（1）正类（逾期）样本仅约 6.25%，若不进行平衡处理直接训练，模型会显著偏向预测多数类，从而漏报真正的高风险用户；（2）从 SALARY 等级分布上看，逾期客户与未逾期客户的分布呈现差异（逾期客户在低 SALARY 等级上的概率密度更高），说明 SALARY 对违约预测具有一定的判别能力。</w:t>
       </w:r>
     </w:p>
     <w:p>
@@ -1872,7 +1851,7 @@
           <w:rFonts w:ascii="Times New Roman" w:hAnsi="Times New Roman" w:eastAsia="宋体"/>
           <w:sz w:val="22"/>
         </w:rPr>
-        <w:t>在基础信息表中，主要变量的缺失值数量如下：</w:t>
+        <w:t>在基础信息表中，主要变量的缺失值统计如下：</w:t>
       </w:r>
     </w:p>
     <w:tbl>
@@ -2204,7 +2183,7 @@
           <w:rFonts w:ascii="Times New Roman" w:hAnsi="Times New Roman" w:eastAsia="宋体"/>
           <w:sz w:val="22"/>
         </w:rPr>
-        <w:t>其中 AGENT（客户渠道）与 SALARY（收入）缺失比例较高，需要根据其重要性分别处理：AGENT 业务上影响较弱可直接保留独热编码后空类；SALARY 与 EDU_LEVEL 经标准化后再以均值填补；WORK_PROVINCE 用身份证前两位（出生地）填补。</w:t>
+        <w:t>AGENT 与 SALARY 缺失比例较高，根据业务重要性分别处理：AGENT（客户渠道）业务上影响较弱，独热编码后保留空类；SALARY 与 EDU_LEVEL 在标准化后用均值填补；WORK_PROVINCE（工作省份）用身份证前两位（出生地编码）填补。</w:t>
       </w:r>
     </w:p>
     <w:p>
@@ -2216,7 +2195,7 @@
           <w:rFonts w:ascii="Times New Roman" w:hAnsi="Times New Roman" w:eastAsia="黑体"/>
           <w:color w:val="000000"/>
         </w:rPr>
-        <w:t>四、任务一：数据预处理</w:t>
+        <w:t>四、数据预处理</w:t>
       </w:r>
     </w:p>
     <w:p>
@@ -2303,7 +2282,7 @@
           <w:rFonts w:ascii="Times New Roman" w:hAnsi="Times New Roman" w:eastAsia="宋体"/>
           <w:sz w:val="22"/>
         </w:rPr>
-        <w:t>对重要变量 WORK_PROVINCE 采用基于身份证的填补：当 WORK_PROVINCE 为空时，用身份证号的前两位（出生地行政区编码）填补；对 SALARY、EDU_LEVEL、LOAN_TIME 等连续变量，在最终合并后采用样本均值（sklearn.impute.SimpleImputer，strategy='mean'）进行统一填补。</w:t>
+        <w:t>对重要变量 WORK_PROVINCE 采用基于身份证的填补：当 WORK_PROVINCE 为空时，用身份证号的前两位（出生地行政区编码）填补；对 SALARY、EDU_LEVEL、LOAN_TIME 等连续变量，在最终合并后采用样本均值（sklearn.impute.SimpleImputer, strategy='mean'）进行统一填补。</w:t>
       </w:r>
     </w:p>
     <w:p>
@@ -2378,7 +2357,7 @@
           <w:rFonts w:ascii="Times New Roman" w:hAnsi="Times New Roman" w:eastAsia="黑体"/>
           <w:color w:val="000000"/>
         </w:rPr>
-        <w:t>五、任务二：模型构建与训练</w:t>
+        <w:t>五、模型构建与训练</w:t>
       </w:r>
     </w:p>
     <w:p>
@@ -2399,7 +2378,7 @@
           <w:rFonts w:ascii="Times New Roman" w:hAnsi="Times New Roman" w:eastAsia="宋体"/>
           <w:sz w:val="22"/>
         </w:rPr>
-        <w:t>• 数据划分：在预处理完成的 trainafter.csv（30,000 × 157，含 Y）上使用 sklearn.model_selection.train_test_split 按 7:3 划分训练集与测试集（random_state=0）；</w:t>
+        <w:t>• 数据划分：在 trainafter.csv（30,000 × 157，含 Y）上使用 sklearn.model_selection.train_test_split 按 7:3 分层划分训练集与测试集（random_state=0, stratify=y）；</w:t>
       </w:r>
     </w:p>
     <w:p>
@@ -2408,7 +2387,7 @@
           <w:rFonts w:ascii="Times New Roman" w:hAnsi="Times New Roman" w:eastAsia="宋体"/>
           <w:sz w:val="22"/>
         </w:rPr>
-        <w:t>• 类别不平衡处理：训练集上调用 imblearn.combine.SMOTETomek 进行过采样 + Tomek Links 欠采样的混合处理，使正负样本接近平衡；</w:t>
+        <w:t>• 类别不平衡处理：训练集上调用 imblearn.combine.SMOTETomek 做过采样 + Tomek Links 欠采样的混合处理，使正负样本接近平衡；</w:t>
       </w:r>
     </w:p>
     <w:p>
@@ -2426,7 +2405,7 @@
           <w:rFonts w:ascii="Times New Roman" w:hAnsi="Times New Roman" w:eastAsia="宋体"/>
           <w:sz w:val="22"/>
         </w:rPr>
-        <w:t>• 评价指标：在测试集上输出预测概率，计算 ROC 曲线与 AUC 值。</w:t>
+        <w:t>• 评价指标：在测试集上输出预测概率，绘制 ROC 曲线并计算 AUC。</w:t>
       </w:r>
     </w:p>
     <w:p>
@@ -2438,7 +2417,7 @@
           <w:rFonts w:ascii="Times New Roman" w:hAnsi="Times New Roman" w:eastAsia="黑体"/>
           <w:color w:val="000000"/>
         </w:rPr>
-        <w:t>5.2 带 L1 正则的 Logistic 回归</w:t>
+        <w:t>5.2 七种分类模型</w:t>
       </w:r>
     </w:p>
     <w:p>
@@ -2447,7 +2426,16 @@
           <w:rFonts w:ascii="Times New Roman" w:hAnsi="Times New Roman" w:eastAsia="宋体"/>
           <w:sz w:val="22"/>
         </w:rPr>
-        <w:t>Logistic 回归通过 Sigmoid 函数将线性预测值映射到 (0,1) 区间作为概率，是处理二分类问题的经典模型。L1 正则化可以将不重要的系数压缩至 0，从而实现稀疏化与特征选择，进一步降低过拟合风险。</w:t>
+        <w:t>本实验在 PPT 给定的 4 个传统基线模型基础上，额外引入 3 个梯度提升类模型（XGBoost、LightGBM、GBDT），共 7 个模型横向对比：</w:t>
+      </w:r>
+    </w:p>
+    <w:p>
+      <w:r>
+        <w:rPr>
+          <w:rFonts w:ascii="Times New Roman" w:hAnsi="Times New Roman" w:eastAsia="宋体"/>
+          <w:sz w:val="22"/>
+        </w:rPr>
+        <w:t>（1）带 L1 正则的 Logistic 回归。Logistic 回归通过 Sigmoid 函数将线性预测值映射到 (0,1) 区间作为概率，是处理二分类问题的经典模型。L1 正则可以将不重要系数压缩至 0，从而实现稀疏化与特征选择，进一步降低过拟合风险。</w:t>
       </w:r>
     </w:p>
     <w:p>
@@ -2456,11 +2444,7 @@
           <w:rFonts w:ascii="Consolas" w:hAnsi="Consolas" w:eastAsia="宋体"/>
           <w:sz w:val="18"/>
         </w:rPr>
-        <w:t>model = LogisticRegression(penalty='l1', C=1.0, solver='liblinear')</w:t>
-        <w:br/>
-        <w:t>model.fit(X_train_sel, y_train_res)</w:t>
-        <w:br/>
-        <w:t>y_prob = model.predict_proba(X_test_sel)[:, 1]</w:t>
+        <w:t>LogisticRegression(penalty='l1', C=1.0, solver='liblinear', random_state=0)</w:t>
       </w:r>
     </w:p>
     <w:p>
@@ -2469,55 +2453,16 @@
           <w:rFonts w:ascii="Times New Roman" w:hAnsi="Times New Roman" w:eastAsia="宋体"/>
           <w:sz w:val="22"/>
         </w:rPr>
-        <w:t>图 2  Logistic（L1）模型的 ROC 曲线</w:t>
+        <w:t>（2）朴素贝叶斯（GaussianNB）。基于"特征条件独立"假设计算后验概率，对标称属性与含较多缺失的特征不敏感，参数少、训练速度快，是信用风险评估中常用的基线模型。</w:t>
       </w:r>
     </w:p>
     <w:p>
       <w:r>
-        <w:drawing>
-          <wp:inline xmlns:a="http://schemas.openxmlformats.org/drawingml/2006/main" xmlns:pic="http://schemas.openxmlformats.org/drawingml/2006/picture">
-            <wp:extent cx="4114800" cy="3086100"/>
-            <wp:docPr id="2" name="Picture 2"/>
-            <wp:cNvGraphicFramePr>
-              <a:graphicFrameLocks noChangeAspect="1"/>
-            </wp:cNvGraphicFramePr>
-            <a:graphic>
-              <a:graphicData uri="http://schemas.openxmlformats.org/drawingml/2006/picture">
-                <pic:pic>
-                  <pic:nvPicPr>
-                    <pic:cNvPr id="0" name="LR_L1_LG.png"/>
-                    <pic:cNvPicPr/>
-                  </pic:nvPicPr>
-                  <pic:blipFill>
-                    <a:blip r:embed="rId10"/>
-                    <a:stretch>
-                      <a:fillRect/>
-                    </a:stretch>
-                  </pic:blipFill>
-                  <pic:spPr>
-                    <a:xfrm>
-                      <a:off x="0" y="0"/>
-                      <a:ext cx="4114800" cy="3086100"/>
-                    </a:xfrm>
-                    <a:prstGeom prst="rect"/>
-                  </pic:spPr>
-                </pic:pic>
-              </a:graphicData>
-            </a:graphic>
-          </wp:inline>
-        </w:drawing>
-      </w:r>
-    </w:p>
-    <w:p>
-      <w:pPr>
-        <w:pStyle w:val="Heading2"/>
-      </w:pPr>
-      <w:r>
         <w:rPr>
-          <w:rFonts w:ascii="Times New Roman" w:hAnsi="Times New Roman" w:eastAsia="黑体"/>
-          <w:color w:val="000000"/>
+          <w:rFonts w:ascii="Consolas" w:hAnsi="Consolas" w:eastAsia="宋体"/>
+          <w:sz w:val="18"/>
         </w:rPr>
-        <w:t>5.3 朴素贝叶斯（GaussianNB）</w:t>
+        <w:t>GaussianNB()</w:t>
       </w:r>
     </w:p>
     <w:p>
@@ -2526,7 +2471,7 @@
           <w:rFonts w:ascii="Times New Roman" w:hAnsi="Times New Roman" w:eastAsia="宋体"/>
           <w:sz w:val="22"/>
         </w:rPr>
-        <w:t>朴素贝叶斯基于"特征条件独立"假设计算后验概率。对标称属性与含较多缺失的特征不敏感，模型参数少、训练速度快，在信用风险评估中常被作为基线模型使用。</w:t>
+        <w:t>（3）随机森林。基于 Bagging 思想的集成学习方法，对样本与特征随机抽样并构建多棵决策树，最后投票或平均。对噪声不敏感、可以处理高维稀疏数据，能自动评估特征重要性。</w:t>
       </w:r>
     </w:p>
     <w:p>
@@ -2535,11 +2480,7 @@
           <w:rFonts w:ascii="Consolas" w:hAnsi="Consolas" w:eastAsia="宋体"/>
           <w:sz w:val="18"/>
         </w:rPr>
-        <w:t>model = GaussianNB()</w:t>
-        <w:br/>
-        <w:t>model.fit(X_train_sel, y_train_res)</w:t>
-        <w:br/>
-        <w:t>y_prob = model.predict_proba(X_test_sel)[:, 1]</w:t>
+        <w:t>RandomForestClassifier(n_estimators=100, criterion='gini', n_jobs=-1, random_state=0)</w:t>
       </w:r>
     </w:p>
     <w:p>
@@ -2548,55 +2489,16 @@
           <w:rFonts w:ascii="Times New Roman" w:hAnsi="Times New Roman" w:eastAsia="宋体"/>
           <w:sz w:val="22"/>
         </w:rPr>
-        <w:t>图 3  朴素贝叶斯模型的 ROC 曲线</w:t>
+        <w:t>（4）支持向量机（Linear SVM）。寻找最大化分类间隔的超平面进行分类，决策函数仅依赖少量支持向量，对小样本与高维数据具有较好的稳健性。</w:t>
       </w:r>
     </w:p>
     <w:p>
       <w:r>
-        <w:drawing>
-          <wp:inline xmlns:a="http://schemas.openxmlformats.org/drawingml/2006/main" xmlns:pic="http://schemas.openxmlformats.org/drawingml/2006/picture">
-            <wp:extent cx="4114800" cy="3086100"/>
-            <wp:docPr id="3" name="Picture 3"/>
-            <wp:cNvGraphicFramePr>
-              <a:graphicFrameLocks noChangeAspect="1"/>
-            </wp:cNvGraphicFramePr>
-            <a:graphic>
-              <a:graphicData uri="http://schemas.openxmlformats.org/drawingml/2006/picture">
-                <pic:pic>
-                  <pic:nvPicPr>
-                    <pic:cNvPr id="0" name="_NB_LG.png"/>
-                    <pic:cNvPicPr/>
-                  </pic:nvPicPr>
-                  <pic:blipFill>
-                    <a:blip r:embed="rId11"/>
-                    <a:stretch>
-                      <a:fillRect/>
-                    </a:stretch>
-                  </pic:blipFill>
-                  <pic:spPr>
-                    <a:xfrm>
-                      <a:off x="0" y="0"/>
-                      <a:ext cx="4114800" cy="3086100"/>
-                    </a:xfrm>
-                    <a:prstGeom prst="rect"/>
-                  </pic:spPr>
-                </pic:pic>
-              </a:graphicData>
-            </a:graphic>
-          </wp:inline>
-        </w:drawing>
-      </w:r>
-    </w:p>
-    <w:p>
-      <w:pPr>
-        <w:pStyle w:val="Heading2"/>
-      </w:pPr>
-      <w:r>
         <w:rPr>
-          <w:rFonts w:ascii="Times New Roman" w:hAnsi="Times New Roman" w:eastAsia="黑体"/>
-          <w:color w:val="000000"/>
+          <w:rFonts w:ascii="Consolas" w:hAnsi="Consolas" w:eastAsia="宋体"/>
+          <w:sz w:val="18"/>
         </w:rPr>
-        <w:t>5.4 随机森林</w:t>
+        <w:t>SVC(C=0.1, kernel='linear', probability=True, random_state=0)</w:t>
       </w:r>
     </w:p>
     <w:p>
@@ -2605,7 +2507,7 @@
           <w:rFonts w:ascii="Times New Roman" w:hAnsi="Times New Roman" w:eastAsia="宋体"/>
           <w:sz w:val="22"/>
         </w:rPr>
-        <w:t>随机森林是一种基于 Bagging 思想的集成学习方法，通过对样本与特征进行随机抽样并构建多棵决策树，最后对每棵树的预测结果进行投票或平均。它对噪声不敏感、可以处理高维稀疏数据，且能自动评估特征重要性，是金融风控领域常用的模型之一。</w:t>
+        <w:t>（5）XGBoost。基于 GBDT 的高效实现，引入二阶导数信息与稀疏感知分裂，自带 L1/L2 正则，是结构化数据风控建模的事实标准。</w:t>
       </w:r>
     </w:p>
     <w:p>
@@ -2614,11 +2516,9 @@
           <w:rFonts w:ascii="Consolas" w:hAnsi="Consolas" w:eastAsia="宋体"/>
           <w:sz w:val="18"/>
         </w:rPr>
-        <w:t>rf = RandomForestClassifier(n_estimators=100, n_jobs=-1, criterion='gini', random_state=0)</w:t>
+        <w:t>xgb.XGBClassifier(n_estimators=300, max_depth=4, learning_rate=0.1,</w:t>
         <w:br/>
-        <w:t>rf.fit(X_train_sel, y_train_res)</w:t>
-        <w:br/>
-        <w:t>y_prob = rf.predict_proba(X_test_sel)[:, 1]</w:t>
+        <w:t xml:space="preserve">                  subsample=0.9, colsample_bytree=0.9, eval_metric='auc')</w:t>
       </w:r>
     </w:p>
     <w:p>
@@ -2627,55 +2527,18 @@
           <w:rFonts w:ascii="Times New Roman" w:hAnsi="Times New Roman" w:eastAsia="宋体"/>
           <w:sz w:val="22"/>
         </w:rPr>
-        <w:t>图 4  随机森林模型的 ROC 曲线</w:t>
+        <w:t>（6）LightGBM。微软推出的 GBDT 实现，采用直方图算法和 leaf-wise 生长策略，训练比 XGBoost 更快，适合大规模数据。</w:t>
       </w:r>
     </w:p>
     <w:p>
       <w:r>
-        <w:drawing>
-          <wp:inline xmlns:a="http://schemas.openxmlformats.org/drawingml/2006/main" xmlns:pic="http://schemas.openxmlformats.org/drawingml/2006/picture">
-            <wp:extent cx="4114800" cy="3086100"/>
-            <wp:docPr id="4" name="Picture 4"/>
-            <wp:cNvGraphicFramePr>
-              <a:graphicFrameLocks noChangeAspect="1"/>
-            </wp:cNvGraphicFramePr>
-            <a:graphic>
-              <a:graphicData uri="http://schemas.openxmlformats.org/drawingml/2006/picture">
-                <pic:pic>
-                  <pic:nvPicPr>
-                    <pic:cNvPr id="0" name="RF_result.png"/>
-                    <pic:cNvPicPr/>
-                  </pic:nvPicPr>
-                  <pic:blipFill>
-                    <a:blip r:embed="rId12"/>
-                    <a:stretch>
-                      <a:fillRect/>
-                    </a:stretch>
-                  </pic:blipFill>
-                  <pic:spPr>
-                    <a:xfrm>
-                      <a:off x="0" y="0"/>
-                      <a:ext cx="4114800" cy="3086100"/>
-                    </a:xfrm>
-                    <a:prstGeom prst="rect"/>
-                  </pic:spPr>
-                </pic:pic>
-              </a:graphicData>
-            </a:graphic>
-          </wp:inline>
-        </w:drawing>
-      </w:r>
-    </w:p>
-    <w:p>
-      <w:pPr>
-        <w:pStyle w:val="Heading2"/>
-      </w:pPr>
-      <w:r>
         <w:rPr>
-          <w:rFonts w:ascii="Times New Roman" w:hAnsi="Times New Roman" w:eastAsia="黑体"/>
-          <w:color w:val="000000"/>
+          <w:rFonts w:ascii="Consolas" w:hAnsi="Consolas" w:eastAsia="宋体"/>
+          <w:sz w:val="18"/>
         </w:rPr>
-        <w:t>5.5 支持向量机（Linear SVM）</w:t>
+        <w:t>lgb.LGBMClassifier(n_estimators=300, num_leaves=31, learning_rate=0.1,</w:t>
+        <w:br/>
+        <w:t xml:space="preserve">                   subsample=0.9, colsample_bytree=0.9)</w:t>
       </w:r>
     </w:p>
     <w:p>
@@ -2684,7 +2547,7 @@
           <w:rFonts w:ascii="Times New Roman" w:hAnsi="Times New Roman" w:eastAsia="宋体"/>
           <w:sz w:val="22"/>
         </w:rPr>
-        <w:t>SVM 通过寻找最大化分类间隔的超平面进行分类，其决策函数仅依赖于少量支持向量，因此对高维数据与小样本场景具有较好的稳健性。本实验使用线性核（kernel='linear'），并开启概率输出（probability=True）以便绘制 ROC 曲线。</w:t>
+        <w:t>（7）GBDT（Gradient Boosting Decision Trees）。sklearn 自带的传统梯度提升实现，作为 XGBoost / LightGBM 的对照。</w:t>
       </w:r>
     </w:p>
     <w:p>
@@ -2693,56 +2556,7 @@
           <w:rFonts w:ascii="Consolas" w:hAnsi="Consolas" w:eastAsia="宋体"/>
           <w:sz w:val="18"/>
         </w:rPr>
-        <w:t>model = SVC(C=0.1, kernel='linear', probability=True, random_state=0)</w:t>
-        <w:br/>
-        <w:t>model.fit(X_train_sel, y_train_res)</w:t>
-        <w:br/>
-        <w:t>y_prob = model.predict_proba(X_test_sel)[:, 1]</w:t>
-      </w:r>
-    </w:p>
-    <w:p>
-      <w:r>
-        <w:rPr>
-          <w:rFonts w:ascii="Times New Roman" w:hAnsi="Times New Roman" w:eastAsia="宋体"/>
-          <w:sz w:val="22"/>
-        </w:rPr>
-        <w:t>图 5  SVM 模型的 ROC 曲线</w:t>
-      </w:r>
-    </w:p>
-    <w:p>
-      <w:r>
-        <w:drawing>
-          <wp:inline xmlns:a="http://schemas.openxmlformats.org/drawingml/2006/main" xmlns:pic="http://schemas.openxmlformats.org/drawingml/2006/picture">
-            <wp:extent cx="4114800" cy="3086100"/>
-            <wp:docPr id="5" name="Picture 5"/>
-            <wp:cNvGraphicFramePr>
-              <a:graphicFrameLocks noChangeAspect="1"/>
-            </wp:cNvGraphicFramePr>
-            <a:graphic>
-              <a:graphicData uri="http://schemas.openxmlformats.org/drawingml/2006/picture">
-                <pic:pic>
-                  <pic:nvPicPr>
-                    <pic:cNvPr id="0" name="SVM_L1svm.png"/>
-                    <pic:cNvPicPr/>
-                  </pic:nvPicPr>
-                  <pic:blipFill>
-                    <a:blip r:embed="rId13"/>
-                    <a:stretch>
-                      <a:fillRect/>
-                    </a:stretch>
-                  </pic:blipFill>
-                  <pic:spPr>
-                    <a:xfrm>
-                      <a:off x="0" y="0"/>
-                      <a:ext cx="4114800" cy="3086100"/>
-                    </a:xfrm>
-                    <a:prstGeom prst="rect"/>
-                  </pic:spPr>
-                </pic:pic>
-              </a:graphicData>
-            </a:graphic>
-          </wp:inline>
-        </w:drawing>
+        <w:t>GradientBoostingClassifier(n_estimators=200, max_depth=3, learning_rate=0.1, random_state=0)</w:t>
       </w:r>
     </w:p>
     <w:p>
@@ -2766,7 +2580,7 @@
           <w:rFonts w:ascii="Times New Roman" w:hAnsi="Times New Roman" w:eastAsia="黑体"/>
           <w:color w:val="000000"/>
         </w:rPr>
-        <w:t>6.1 ROC 与 AUC 的统一对比</w:t>
+        <w:t>6.1 七个模型的 ROC 曲线对比</w:t>
       </w:r>
     </w:p>
     <w:p>
@@ -2775,7 +2589,7 @@
           <w:rFonts w:ascii="Times New Roman" w:hAnsi="Times New Roman" w:eastAsia="宋体"/>
           <w:sz w:val="22"/>
         </w:rPr>
-        <w:t>将四种模型的 ROC 曲线绘制在同一坐标系下，可以直观比较其排序能力。AUC 为 ROC 曲线下面积，AUC ∈ [0.5, 1.0]，越接近 1 表示模型对正负样本的排序能力越强。</w:t>
+        <w:t>将 7 个模型的 ROC 曲线绘制在同一坐标系下，可以直观比较其排序能力。AUC 为 ROC 曲线下面积，AUC ∈ [0.5, 1.0]，越接近 1 表示模型对正负样本的排序能力越强。</w:t>
       </w:r>
     </w:p>
     <w:p>
@@ -2784,15 +2598,15 @@
           <w:rFonts w:ascii="Times New Roman" w:hAnsi="Times New Roman" w:eastAsia="宋体"/>
           <w:sz w:val="22"/>
         </w:rPr>
-        <w:t>图 6  四个模型在同一测试集上的 ROC 曲线对比</w:t>
+        <w:t>图 2  七个分类器在同一测试集上的 ROC 曲线对比（Wong 色盲友好色板，300 dpi）</w:t>
       </w:r>
     </w:p>
     <w:p>
       <w:r>
         <w:drawing>
           <wp:inline xmlns:a="http://schemas.openxmlformats.org/drawingml/2006/main" xmlns:pic="http://schemas.openxmlformats.org/drawingml/2006/picture">
-            <wp:extent cx="5029200" cy="4310743"/>
-            <wp:docPr id="6" name="Picture 6"/>
+            <wp:extent cx="5029200" cy="4367763"/>
+            <wp:docPr id="2" name="Picture 2"/>
             <wp:cNvGraphicFramePr>
               <a:graphicFrameLocks noChangeAspect="1"/>
             </wp:cNvGraphicFramePr>
@@ -2800,11 +2614,11 @@
               <a:graphicData uri="http://schemas.openxmlformats.org/drawingml/2006/picture">
                 <pic:pic>
                   <pic:nvPicPr>
-                    <pic:cNvPr id="0" name="roc_compare.png"/>
+                    <pic:cNvPr id="0" name="A1_roc_seven_models.png"/>
                     <pic:cNvPicPr/>
                   </pic:nvPicPr>
                   <pic:blipFill>
-                    <a:blip r:embed="rId14"/>
+                    <a:blip r:embed="rId10"/>
                     <a:stretch>
                       <a:fillRect/>
                     </a:stretch>
@@ -2812,7 +2626,7 @@
                   <pic:spPr>
                     <a:xfrm>
                       <a:off x="0" y="0"/>
-                      <a:ext cx="5029200" cy="4310743"/>
+                      <a:ext cx="5029200" cy="4367763"/>
                     </a:xfrm>
                     <a:prstGeom prst="rect"/>
                   </pic:spPr>
@@ -2824,12 +2638,24 @@
       </w:r>
     </w:p>
     <w:p>
+      <w:pPr>
+        <w:pStyle w:val="Heading2"/>
+      </w:pPr>
+      <w:r>
+        <w:rPr>
+          <w:rFonts w:ascii="Times New Roman" w:hAnsi="Times New Roman" w:eastAsia="黑体"/>
+          <w:color w:val="000000"/>
+        </w:rPr>
+        <w:t>6.2 AUC 横向对比</w:t>
+      </w:r>
+    </w:p>
+    <w:p>
       <w:r>
         <w:rPr>
           <w:rFonts w:ascii="Times New Roman" w:hAnsi="Times New Roman" w:eastAsia="宋体"/>
           <w:sz w:val="22"/>
         </w:rPr>
-        <w:t>表 4  四种模型在测试集上的 AUC 对比</w:t>
+        <w:t>表 3  7 个模型在测试集上的 AUC 与相对基线 Logistic 的提升</w:t>
       </w:r>
     </w:p>
     <w:tbl>
@@ -2871,7 +2697,7 @@
                 <w:b/>
                 <w:sz w:val="20"/>
               </w:rPr>
-              <w:t>AUC（本实验复现）</w:t>
+              <w:t>AUC</w:t>
             </w:r>
           </w:p>
         </w:tc>
@@ -2886,7 +2712,7 @@
                 <w:b/>
                 <w:sz w:val="20"/>
               </w:rPr>
-              <w:t>AUC（PPT 参考）</w:t>
+              <w:t>相对 Logistic 提升</w:t>
             </w:r>
           </w:p>
         </w:tc>
@@ -2901,7 +2727,7 @@
                 <w:b/>
                 <w:sz w:val="20"/>
               </w:rPr>
-              <w:t>偏差</w:t>
+              <w:t>模型类别</w:t>
             </w:r>
           </w:p>
         </w:tc>
@@ -2917,7 +2743,7 @@
                 <w:rFonts w:ascii="Times New Roman" w:hAnsi="Times New Roman" w:eastAsia="宋体"/>
                 <w:sz w:val="20"/>
               </w:rPr>
-              <w:t>带 L1 正则的 Logistic 回归</w:t>
+              <w:t>XGBoost</w:t>
             </w:r>
           </w:p>
         </w:tc>
@@ -2931,7 +2757,7 @@
                 <w:rFonts w:ascii="Times New Roman" w:hAnsi="Times New Roman" w:eastAsia="宋体"/>
                 <w:sz w:val="20"/>
               </w:rPr>
-              <w:t>0.8545</w:t>
+              <w:t>0.8679</w:t>
             </w:r>
           </w:p>
         </w:tc>
@@ -2945,7 +2771,7 @@
                 <w:rFonts w:ascii="Times New Roman" w:hAnsi="Times New Roman" w:eastAsia="宋体"/>
                 <w:sz w:val="20"/>
               </w:rPr>
-              <w:t>0.8542</w:t>
+              <w:t>+0.0079</w:t>
             </w:r>
           </w:p>
         </w:tc>
@@ -2959,7 +2785,7 @@
                 <w:rFonts w:ascii="Times New Roman" w:hAnsi="Times New Roman" w:eastAsia="宋体"/>
                 <w:sz w:val="20"/>
               </w:rPr>
-              <w:t>+0.0003</w:t>
+              <w:t>GBDT</w:t>
             </w:r>
           </w:p>
         </w:tc>
@@ -2975,7 +2801,7 @@
                 <w:rFonts w:ascii="Times New Roman" w:hAnsi="Times New Roman" w:eastAsia="宋体"/>
                 <w:sz w:val="20"/>
               </w:rPr>
-              <w:t>SVM（linear kernel）</w:t>
+              <w:t>LightGBM</w:t>
             </w:r>
           </w:p>
         </w:tc>
@@ -2989,7 +2815,7 @@
                 <w:rFonts w:ascii="Times New Roman" w:hAnsi="Times New Roman" w:eastAsia="宋体"/>
                 <w:sz w:val="20"/>
               </w:rPr>
-              <w:t>0.8456</w:t>
+              <w:t>0.8627</w:t>
             </w:r>
           </w:p>
         </w:tc>
@@ -3003,7 +2829,7 @@
                 <w:rFonts w:ascii="Times New Roman" w:hAnsi="Times New Roman" w:eastAsia="宋体"/>
                 <w:sz w:val="20"/>
               </w:rPr>
-              <w:t>0.8475</w:t>
+              <w:t>+0.0027</w:t>
             </w:r>
           </w:p>
         </w:tc>
@@ -3017,7 +2843,7 @@
                 <w:rFonts w:ascii="Times New Roman" w:hAnsi="Times New Roman" w:eastAsia="宋体"/>
                 <w:sz w:val="20"/>
               </w:rPr>
-              <w:t>−0.0019</w:t>
+              <w:t>GBDT</w:t>
             </w:r>
           </w:p>
         </w:tc>
@@ -3033,7 +2859,7 @@
                 <w:rFonts w:ascii="Times New Roman" w:hAnsi="Times New Roman" w:eastAsia="宋体"/>
                 <w:sz w:val="20"/>
               </w:rPr>
-              <w:t>随机森林（n_estimators=100）</w:t>
+              <w:t>GBDT</w:t>
             </w:r>
           </w:p>
         </w:tc>
@@ -3047,7 +2873,7 @@
                 <w:rFonts w:ascii="Times New Roman" w:hAnsi="Times New Roman" w:eastAsia="宋体"/>
                 <w:sz w:val="20"/>
               </w:rPr>
-              <w:t>0.8268</w:t>
+              <w:t>0.8623</w:t>
             </w:r>
           </w:p>
         </w:tc>
@@ -3061,7 +2887,7 @@
                 <w:rFonts w:ascii="Times New Roman" w:hAnsi="Times New Roman" w:eastAsia="宋体"/>
                 <w:sz w:val="20"/>
               </w:rPr>
-              <w:t>0.8152</w:t>
+              <w:t>+0.0023</w:t>
             </w:r>
           </w:p>
         </w:tc>
@@ -3075,7 +2901,7 @@
                 <w:rFonts w:ascii="Times New Roman" w:hAnsi="Times New Roman" w:eastAsia="宋体"/>
                 <w:sz w:val="20"/>
               </w:rPr>
-              <w:t>+0.0116</w:t>
+              <w:t>GBDT</w:t>
             </w:r>
           </w:p>
         </w:tc>
@@ -3091,7 +2917,7 @@
                 <w:rFonts w:ascii="Times New Roman" w:hAnsi="Times New Roman" w:eastAsia="宋体"/>
                 <w:sz w:val="20"/>
               </w:rPr>
-              <w:t>朴素贝叶斯（GaussianNB）</w:t>
+              <w:t>Logistic (L1)</w:t>
             </w:r>
           </w:p>
         </w:tc>
@@ -3105,7 +2931,7 @@
                 <w:rFonts w:ascii="Times New Roman" w:hAnsi="Times New Roman" w:eastAsia="宋体"/>
                 <w:sz w:val="20"/>
               </w:rPr>
-              <w:t>0.7579</w:t>
+              <w:t>0.8600</w:t>
             </w:r>
           </w:p>
         </w:tc>
@@ -3119,7 +2945,7 @@
                 <w:rFonts w:ascii="Times New Roman" w:hAnsi="Times New Roman" w:eastAsia="宋体"/>
                 <w:sz w:val="20"/>
               </w:rPr>
-              <w:t>0.7577</w:t>
+              <w:t>基线 0.0000</w:t>
             </w:r>
           </w:p>
         </w:tc>
@@ -3133,67 +2959,229 @@
                 <w:rFonts w:ascii="Times New Roman" w:hAnsi="Times New Roman" w:eastAsia="宋体"/>
                 <w:sz w:val="20"/>
               </w:rPr>
-              <w:t>+0.0002</w:t>
+              <w:t>线性</w:t>
+            </w:r>
+          </w:p>
+        </w:tc>
+      </w:tr>
+      <w:tr>
+        <w:tc>
+          <w:tcPr>
+            <w:tcW w:type="dxa" w:w="2160"/>
+          </w:tcPr>
+          <w:p>
+            <w:r>
+              <w:rPr>
+                <w:rFonts w:ascii="Times New Roman" w:hAnsi="Times New Roman" w:eastAsia="宋体"/>
+                <w:sz w:val="20"/>
+              </w:rPr>
+              <w:t>SVM (linear)</w:t>
+            </w:r>
+          </w:p>
+        </w:tc>
+        <w:tc>
+          <w:tcPr>
+            <w:tcW w:type="dxa" w:w="2160"/>
+          </w:tcPr>
+          <w:p>
+            <w:r>
+              <w:rPr>
+                <w:rFonts w:ascii="Times New Roman" w:hAnsi="Times New Roman" w:eastAsia="宋体"/>
+                <w:sz w:val="20"/>
+              </w:rPr>
+              <w:t>0.8563</w:t>
+            </w:r>
+          </w:p>
+        </w:tc>
+        <w:tc>
+          <w:tcPr>
+            <w:tcW w:type="dxa" w:w="2160"/>
+          </w:tcPr>
+          <w:p>
+            <w:r>
+              <w:rPr>
+                <w:rFonts w:ascii="Times New Roman" w:hAnsi="Times New Roman" w:eastAsia="宋体"/>
+                <w:sz w:val="20"/>
+              </w:rPr>
+              <w:t>-0.0037</w:t>
+            </w:r>
+          </w:p>
+        </w:tc>
+        <w:tc>
+          <w:tcPr>
+            <w:tcW w:type="dxa" w:w="2160"/>
+          </w:tcPr>
+          <w:p>
+            <w:r>
+              <w:rPr>
+                <w:rFonts w:ascii="Times New Roman" w:hAnsi="Times New Roman" w:eastAsia="宋体"/>
+                <w:sz w:val="20"/>
+              </w:rPr>
+              <w:t>线性</w:t>
+            </w:r>
+          </w:p>
+        </w:tc>
+      </w:tr>
+      <w:tr>
+        <w:tc>
+          <w:tcPr>
+            <w:tcW w:type="dxa" w:w="2160"/>
+          </w:tcPr>
+          <w:p>
+            <w:r>
+              <w:rPr>
+                <w:rFonts w:ascii="Times New Roman" w:hAnsi="Times New Roman" w:eastAsia="宋体"/>
+                <w:sz w:val="20"/>
+              </w:rPr>
+              <w:t>Random Forest</w:t>
+            </w:r>
+          </w:p>
+        </w:tc>
+        <w:tc>
+          <w:tcPr>
+            <w:tcW w:type="dxa" w:w="2160"/>
+          </w:tcPr>
+          <w:p>
+            <w:r>
+              <w:rPr>
+                <w:rFonts w:ascii="Times New Roman" w:hAnsi="Times New Roman" w:eastAsia="宋体"/>
+                <w:sz w:val="20"/>
+              </w:rPr>
+              <w:t>0.8296</w:t>
+            </w:r>
+          </w:p>
+        </w:tc>
+        <w:tc>
+          <w:tcPr>
+            <w:tcW w:type="dxa" w:w="2160"/>
+          </w:tcPr>
+          <w:p>
+            <w:r>
+              <w:rPr>
+                <w:rFonts w:ascii="Times New Roman" w:hAnsi="Times New Roman" w:eastAsia="宋体"/>
+                <w:sz w:val="20"/>
+              </w:rPr>
+              <w:t>-0.0304</w:t>
+            </w:r>
+          </w:p>
+        </w:tc>
+        <w:tc>
+          <w:tcPr>
+            <w:tcW w:type="dxa" w:w="2160"/>
+          </w:tcPr>
+          <w:p>
+            <w:r>
+              <w:rPr>
+                <w:rFonts w:ascii="Times New Roman" w:hAnsi="Times New Roman" w:eastAsia="宋体"/>
+                <w:sz w:val="20"/>
+              </w:rPr>
+              <w:t>树</w:t>
+            </w:r>
+          </w:p>
+        </w:tc>
+      </w:tr>
+      <w:tr>
+        <w:tc>
+          <w:tcPr>
+            <w:tcW w:type="dxa" w:w="2160"/>
+          </w:tcPr>
+          <w:p>
+            <w:r>
+              <w:rPr>
+                <w:rFonts w:ascii="Times New Roman" w:hAnsi="Times New Roman" w:eastAsia="宋体"/>
+                <w:sz w:val="20"/>
+              </w:rPr>
+              <w:t>Naive Bayes</w:t>
+            </w:r>
+          </w:p>
+        </w:tc>
+        <w:tc>
+          <w:tcPr>
+            <w:tcW w:type="dxa" w:w="2160"/>
+          </w:tcPr>
+          <w:p>
+            <w:r>
+              <w:rPr>
+                <w:rFonts w:ascii="Times New Roman" w:hAnsi="Times New Roman" w:eastAsia="宋体"/>
+                <w:sz w:val="20"/>
+              </w:rPr>
+              <w:t>0.7935</w:t>
+            </w:r>
+          </w:p>
+        </w:tc>
+        <w:tc>
+          <w:tcPr>
+            <w:tcW w:type="dxa" w:w="2160"/>
+          </w:tcPr>
+          <w:p>
+            <w:r>
+              <w:rPr>
+                <w:rFonts w:ascii="Times New Roman" w:hAnsi="Times New Roman" w:eastAsia="宋体"/>
+                <w:sz w:val="20"/>
+              </w:rPr>
+              <w:t>-0.0665</w:t>
+            </w:r>
+          </w:p>
+        </w:tc>
+        <w:tc>
+          <w:tcPr>
+            <w:tcW w:type="dxa" w:w="2160"/>
+          </w:tcPr>
+          <w:p>
+            <w:r>
+              <w:rPr>
+                <w:rFonts w:ascii="Times New Roman" w:hAnsi="Times New Roman" w:eastAsia="宋体"/>
+                <w:sz w:val="20"/>
+              </w:rPr>
+              <w:t>概率</w:t>
             </w:r>
           </w:p>
         </w:tc>
       </w:tr>
     </w:tbl>
     <w:p>
-      <w:pPr>
-        <w:pStyle w:val="Heading2"/>
-      </w:pPr>
-      <w:r>
-        <w:rPr>
-          <w:rFonts w:ascii="Times New Roman" w:hAnsi="Times New Roman" w:eastAsia="黑体"/>
-          <w:color w:val="000000"/>
-        </w:rPr>
-        <w:t>6.2 结果分析</w:t>
-      </w:r>
-    </w:p>
-    <w:p>
       <w:r>
         <w:rPr>
           <w:rFonts w:ascii="Times New Roman" w:hAnsi="Times New Roman" w:eastAsia="宋体"/>
           <w:sz w:val="22"/>
         </w:rPr>
-        <w:t>（1）整体性能排序与 PPT 参考结果完全一致：Logistic &gt; SVM &gt; 随机森林 &gt; 朴素贝叶斯。四个模型的 AUC 均显著大于 0.5，说明在本任务中机器学习方法是有效的；其中 Logistic、SVM、随机森林的 AUC 均超过 0.8，达到"有较好准确性"的水准。</w:t>
+        <w:t>图 3  7 个模型的 AUC 排序柱状图（横向条形图）</w:t>
       </w:r>
     </w:p>
     <w:p>
       <w:r>
-        <w:rPr>
-          <w:rFonts w:ascii="Times New Roman" w:hAnsi="Times New Roman" w:eastAsia="宋体"/>
-          <w:sz w:val="22"/>
-        </w:rPr>
-        <w:t>（2）Logistic 回归取得最佳 AUC（0.8545）。这与本任务的特点高度契合：贷款逾期是典型的二分类问题，且经过 L1 特征选择后保留的特征数（约 15 个左右）适中、维度不高，Logistic 模型的偏差—方差权衡较好，加之 L1 正则进一步抑制过拟合，故综合效果最优。</w:t>
-      </w:r>
-    </w:p>
-    <w:p>
-      <w:r>
-        <w:rPr>
-          <w:rFonts w:ascii="Times New Roman" w:hAnsi="Times New Roman" w:eastAsia="宋体"/>
-          <w:sz w:val="22"/>
-        </w:rPr>
-        <w:t>（3）SVM（0.8456）紧随其后，与 Logistic 的差距很小（ΔAUC ≈ 0.009）。线性核 SVM 与 L1-Logistic 在数学上本质都是线性分类器，性能接近合理；但 SVM 的训练时间显著长于 Logistic（本实验中约慢 5~10 倍），考虑运行效率，优先选用 Logistic。</w:t>
-      </w:r>
-    </w:p>
-    <w:p>
-      <w:r>
-        <w:rPr>
-          <w:rFonts w:ascii="Times New Roman" w:hAnsi="Times New Roman" w:eastAsia="宋体"/>
-          <w:sz w:val="22"/>
-        </w:rPr>
-        <w:t>（4）随机森林（0.8268）效果略低于 SVM。原因是 L1 特征选择后留下的特征数较少，难以充分发挥随机森林"在大维度特征空间随机选特征以增加基学习器差异"的优势；同时少量样本量下树容易过拟合训练集。若不做 L1 特征选择直接使用全部 157 维特征，随机森林的 AUC 通常还能进一步提高。</w:t>
-      </w:r>
-    </w:p>
-    <w:p>
-      <w:r>
-        <w:rPr>
-          <w:rFonts w:ascii="Times New Roman" w:hAnsi="Times New Roman" w:eastAsia="宋体"/>
-          <w:sz w:val="22"/>
-        </w:rPr>
-        <w:t>（5）朴素贝叶斯（0.7579）表现最差。其根本原因是模型的核心假设——"特征间条件独立"——在本数据集上不成立（例如教育水平与收入显然存在相关性，征信扩展表内的多个金额字段也高度相关），假设被破坏导致后验概率估计偏差较大。</w:t>
+        <w:drawing>
+          <wp:inline xmlns:a="http://schemas.openxmlformats.org/drawingml/2006/main" xmlns:pic="http://schemas.openxmlformats.org/drawingml/2006/picture">
+            <wp:extent cx="5486400" cy="3232702"/>
+            <wp:docPr id="3" name="Picture 3"/>
+            <wp:cNvGraphicFramePr>
+              <a:graphicFrameLocks noChangeAspect="1"/>
+            </wp:cNvGraphicFramePr>
+            <a:graphic>
+              <a:graphicData uri="http://schemas.openxmlformats.org/drawingml/2006/picture">
+                <pic:pic>
+                  <pic:nvPicPr>
+                    <pic:cNvPr id="0" name="A2_auc_bar_seven_models.png"/>
+                    <pic:cNvPicPr/>
+                  </pic:nvPicPr>
+                  <pic:blipFill>
+                    <a:blip r:embed="rId11"/>
+                    <a:stretch>
+                      <a:fillRect/>
+                    </a:stretch>
+                  </pic:blipFill>
+                  <pic:spPr>
+                    <a:xfrm>
+                      <a:off x="0" y="0"/>
+                      <a:ext cx="5486400" cy="3232702"/>
+                    </a:xfrm>
+                    <a:prstGeom prst="rect"/>
+                  </pic:spPr>
+                </pic:pic>
+              </a:graphicData>
+            </a:graphic>
+          </wp:inline>
+        </w:drawing>
       </w:r>
     </w:p>
     <w:p>
@@ -3205,7 +3193,7 @@
           <w:rFonts w:ascii="Times New Roman" w:hAnsi="Times New Roman" w:eastAsia="黑体"/>
           <w:color w:val="000000"/>
         </w:rPr>
-        <w:t>6.3 与 PPT 结果的对比</w:t>
+        <w:t>6.3 结果分析</w:t>
       </w:r>
     </w:p>
     <w:p>
@@ -3214,7 +3202,52 @@
           <w:rFonts w:ascii="Times New Roman" w:hAnsi="Times New Roman" w:eastAsia="宋体"/>
           <w:sz w:val="22"/>
         </w:rPr>
-        <w:t>本实验复现的 AUC 与 PPT 给出的参考值在 Logistic、朴素贝叶斯、SVM 上几乎完全一致（偏差均小于 0.002）；随机森林由于其本身的随机性以及 sklearn 不同版本默认参数（如 min_samples_leaf、max_features 的默认值）的差异，AUC 略高 0.0116，仍在合理波动范围内。整体来看，复现实验非常成功。</w:t>
+        <w:t>（1）GBDT 类模型显著领先。XGBoost 取得最佳 AUC = 0.8679，比 Logistic 基线提升 +0.008；LightGBM、GBDT 紧随其后，三者 AUC 均在 0.86 以上。这与"GBDT 类模型是结构化风控建模事实标准"的工业经验高度一致。</w:t>
+      </w:r>
+    </w:p>
+    <w:p>
+      <w:r>
+        <w:rPr>
+          <w:rFonts w:ascii="Times New Roman" w:hAnsi="Times New Roman" w:eastAsia="宋体"/>
+          <w:sz w:val="22"/>
+        </w:rPr>
+        <w:t>（2）四个传统基线模型按 AUC 排序：Logistic &gt; SVM &gt; Random Forest &gt; Naive Bayes，整体表现与 PPT 报告一致。Logistic 在线性可分性较好的低维特征上仍极具竞争力（AUC=0.86），且可解释性最强，适合作为风控的解释性基线。</w:t>
+      </w:r>
+    </w:p>
+    <w:p>
+      <w:r>
+        <w:rPr>
+          <w:rFonts w:ascii="Times New Roman" w:hAnsi="Times New Roman" w:eastAsia="宋体"/>
+          <w:sz w:val="22"/>
+        </w:rPr>
+        <w:t>（3）SVM 与 Logistic 性能接近但差距稳定为 -0.004，且训练效率显著低于 Logistic，本任务上 SVM 没有特殊优势。</w:t>
+      </w:r>
+    </w:p>
+    <w:p>
+      <w:r>
+        <w:rPr>
+          <w:rFonts w:ascii="Times New Roman" w:hAnsi="Times New Roman" w:eastAsia="宋体"/>
+          <w:sz w:val="22"/>
+        </w:rPr>
+        <w:t>（4）Random Forest 的 AUC（0.8296）显著低于 Logistic，原因有二：其一，本任务的有效特征经 L1 选择后只有 15~20 维，难以充分发挥 RF "随机选取特征构造差异化基学习器"的优势；其二，正样本仅 6.25%，单棵决策树在极不平衡场景下分裂质量下降。</w:t>
+      </w:r>
+    </w:p>
+    <w:p>
+      <w:r>
+        <w:rPr>
+          <w:rFonts w:ascii="Times New Roman" w:hAnsi="Times New Roman" w:eastAsia="宋体"/>
+          <w:sz w:val="22"/>
+        </w:rPr>
+        <w:t>（5）朴素贝叶斯表现最差（AUC=0.7935）。其核心假设"特征间条件独立"在本数据上不成立（教育水平与收入显然相关，征信表内的多个金额字段也高度相关），假设被破坏导致后验概率估计偏差较大。</w:t>
+      </w:r>
+    </w:p>
+    <w:p>
+      <w:r>
+        <w:rPr>
+          <w:rFonts w:ascii="Times New Roman" w:hAnsi="Times New Roman" w:eastAsia="宋体"/>
+          <w:sz w:val="22"/>
+        </w:rPr>
+        <w:t>（6）综合性能与训练效率，本任务最终推荐 LightGBM（AUC=0.8627，且训练比 XGBoost 快 2~3 倍），并保留 Logistic 作为可解释基线模型。</w:t>
       </w:r>
     </w:p>
     <w:p>
@@ -3226,7 +3259,7 @@
           <w:rFonts w:ascii="Times New Roman" w:hAnsi="Times New Roman" w:eastAsia="黑体"/>
           <w:color w:val="000000"/>
         </w:rPr>
-        <w:t>七、综合结论</w:t>
+        <w:t>七、消融实验</w:t>
       </w:r>
     </w:p>
     <w:p>
@@ -3235,7 +3268,19 @@
           <w:rFonts w:ascii="Times New Roman" w:hAnsi="Times New Roman" w:eastAsia="宋体"/>
           <w:sz w:val="22"/>
         </w:rPr>
-        <w:t>1. 业务可行性：基于多表征信数据，通过机器学习方法对个人贷款违约行为进行预测是可行的，最优模型在测试集上 AUC = 0.8545，达到金融风控可用水平，能够为信贷机构提供风险评分参考。</w:t>
+        <w:t>为进一步验证 pipeline 各组件的实际贡献，本章对三项关键技术分别做消融实验：（B1）不平衡采样策略；（B2）L1 特征选择；（B3）SALARY 字段是否标准化。为公平起见，每组实验固定其他条件不变，只改变被消融的组件，并选 3 个代表性模型（Logistic、Random Forest、XGBoost）进行对比。</w:t>
+      </w:r>
+    </w:p>
+    <w:p>
+      <w:pPr>
+        <w:pStyle w:val="Heading2"/>
+      </w:pPr>
+      <w:r>
+        <w:rPr>
+          <w:rFonts w:ascii="Times New Roman" w:hAnsi="Times New Roman" w:eastAsia="黑体"/>
+          <w:color w:val="000000"/>
+        </w:rPr>
+        <w:t>7.1 B1：不平衡采样策略消融</w:t>
       </w:r>
     </w:p>
     <w:p>
@@ -3244,7 +3289,7 @@
           <w:rFonts w:ascii="Times New Roman" w:hAnsi="Times New Roman" w:eastAsia="宋体"/>
           <w:sz w:val="22"/>
         </w:rPr>
-        <w:t>2. 模型选择：综合预测性能与运行效率，本任务推荐使用带 L1 正则的 Logistic 回归作为基线模型；若希望进一步提升性能，可考虑 XGBoost / LightGBM 等梯度提升模型，并保留更多原始特征。</w:t>
+        <w:t>对比四种不平衡处理策略：（1）不做任何处理；（2）仅 SMOTE 过采样；（3）SMOTE+Tomek Links 混合采样（原 pipeline 默认）；（4）模型层面的 class_weight='balanced' / scale_pos_weight。</w:t>
       </w:r>
     </w:p>
     <w:p>
@@ -3253,7 +3298,359 @@
           <w:rFonts w:ascii="Times New Roman" w:hAnsi="Times New Roman" w:eastAsia="宋体"/>
           <w:sz w:val="22"/>
         </w:rPr>
-        <w:t>3. 数据处理的关键：本实验的难点在于多表合并与类别不平衡处理。多表合并时必须确保左表为带 Y 标签的主表，且 join 键 REPORT_ID 唯一；类别不平衡（6.25%）问题通过 SMOTE + Tomek Links 处理后，模型性能显著提升。</w:t>
+        <w:t>表 4  不同采样策略下三个模型的测试集 AUC</w:t>
+      </w:r>
+    </w:p>
+    <w:tbl>
+      <w:tblPr>
+        <w:tblStyle w:val="LightGrid-Accent1"/>
+        <w:tblW w:type="auto" w:w="0"/>
+        <w:tblLook w:firstColumn="1" w:firstRow="1" w:lastColumn="0" w:lastRow="0" w:noHBand="0" w:noVBand="1" w:val="04A0"/>
+      </w:tblPr>
+      <w:tblGrid>
+        <w:gridCol w:w="1728"/>
+        <w:gridCol w:w="1728"/>
+        <w:gridCol w:w="1728"/>
+        <w:gridCol w:w="1728"/>
+        <w:gridCol w:w="1728"/>
+      </w:tblGrid>
+      <w:tr>
+        <w:tc>
+          <w:tcPr>
+            <w:tcW w:type="dxa" w:w="1728"/>
+          </w:tcPr>
+          <w:p>
+            <w:r>
+              <w:rPr>
+                <w:rFonts w:ascii="Times New Roman" w:hAnsi="Times New Roman" w:eastAsia="宋体"/>
+                <w:b/>
+                <w:sz w:val="20"/>
+              </w:rPr>
+              <w:t>模型</w:t>
+            </w:r>
+          </w:p>
+        </w:tc>
+        <w:tc>
+          <w:tcPr>
+            <w:tcW w:type="dxa" w:w="1728"/>
+          </w:tcPr>
+          <w:p>
+            <w:r>
+              <w:rPr>
+                <w:rFonts w:ascii="Times New Roman" w:hAnsi="Times New Roman" w:eastAsia="宋体"/>
+                <w:b/>
+                <w:sz w:val="20"/>
+              </w:rPr>
+              <w:t>None</w:t>
+            </w:r>
+          </w:p>
+        </w:tc>
+        <w:tc>
+          <w:tcPr>
+            <w:tcW w:type="dxa" w:w="1728"/>
+          </w:tcPr>
+          <w:p>
+            <w:r>
+              <w:rPr>
+                <w:rFonts w:ascii="Times New Roman" w:hAnsi="Times New Roman" w:eastAsia="宋体"/>
+                <w:b/>
+                <w:sz w:val="20"/>
+              </w:rPr>
+              <w:t>SMOTE</w:t>
+            </w:r>
+          </w:p>
+        </w:tc>
+        <w:tc>
+          <w:tcPr>
+            <w:tcW w:type="dxa" w:w="1728"/>
+          </w:tcPr>
+          <w:p>
+            <w:r>
+              <w:rPr>
+                <w:rFonts w:ascii="Times New Roman" w:hAnsi="Times New Roman" w:eastAsia="宋体"/>
+                <w:b/>
+                <w:sz w:val="20"/>
+              </w:rPr>
+              <w:t>SMOTE+Tomek</w:t>
+            </w:r>
+          </w:p>
+        </w:tc>
+        <w:tc>
+          <w:tcPr>
+            <w:tcW w:type="dxa" w:w="1728"/>
+          </w:tcPr>
+          <w:p>
+            <w:r>
+              <w:rPr>
+                <w:rFonts w:ascii="Times New Roman" w:hAnsi="Times New Roman" w:eastAsia="宋体"/>
+                <w:b/>
+                <w:sz w:val="20"/>
+              </w:rPr>
+              <w:t>class_weight</w:t>
+            </w:r>
+          </w:p>
+        </w:tc>
+      </w:tr>
+      <w:tr>
+        <w:tc>
+          <w:tcPr>
+            <w:tcW w:type="dxa" w:w="1728"/>
+          </w:tcPr>
+          <w:p>
+            <w:r>
+              <w:rPr>
+                <w:rFonts w:ascii="Times New Roman" w:hAnsi="Times New Roman" w:eastAsia="宋体"/>
+                <w:sz w:val="20"/>
+              </w:rPr>
+              <w:t>Logistic (L1)</w:t>
+            </w:r>
+          </w:p>
+        </w:tc>
+        <w:tc>
+          <w:tcPr>
+            <w:tcW w:type="dxa" w:w="1728"/>
+          </w:tcPr>
+          <w:p>
+            <w:r>
+              <w:rPr>
+                <w:rFonts w:ascii="Times New Roman" w:hAnsi="Times New Roman" w:eastAsia="宋体"/>
+                <w:sz w:val="20"/>
+              </w:rPr>
+              <w:t>0.8647</w:t>
+            </w:r>
+          </w:p>
+        </w:tc>
+        <w:tc>
+          <w:tcPr>
+            <w:tcW w:type="dxa" w:w="1728"/>
+          </w:tcPr>
+          <w:p>
+            <w:r>
+              <w:rPr>
+                <w:rFonts w:ascii="Times New Roman" w:hAnsi="Times New Roman" w:eastAsia="宋体"/>
+                <w:sz w:val="20"/>
+              </w:rPr>
+              <w:t>0.8600</w:t>
+            </w:r>
+          </w:p>
+        </w:tc>
+        <w:tc>
+          <w:tcPr>
+            <w:tcW w:type="dxa" w:w="1728"/>
+          </w:tcPr>
+          <w:p>
+            <w:r>
+              <w:rPr>
+                <w:rFonts w:ascii="Times New Roman" w:hAnsi="Times New Roman" w:eastAsia="宋体"/>
+                <w:sz w:val="20"/>
+              </w:rPr>
+              <w:t>0.8600</w:t>
+            </w:r>
+          </w:p>
+        </w:tc>
+        <w:tc>
+          <w:tcPr>
+            <w:tcW w:type="dxa" w:w="1728"/>
+          </w:tcPr>
+          <w:p>
+            <w:r>
+              <w:rPr>
+                <w:rFonts w:ascii="Times New Roman" w:hAnsi="Times New Roman" w:eastAsia="宋体"/>
+                <w:sz w:val="20"/>
+              </w:rPr>
+              <w:t>0.8611</w:t>
+            </w:r>
+          </w:p>
+        </w:tc>
+      </w:tr>
+      <w:tr>
+        <w:tc>
+          <w:tcPr>
+            <w:tcW w:type="dxa" w:w="1728"/>
+          </w:tcPr>
+          <w:p>
+            <w:r>
+              <w:rPr>
+                <w:rFonts w:ascii="Times New Roman" w:hAnsi="Times New Roman" w:eastAsia="宋体"/>
+                <w:sz w:val="20"/>
+              </w:rPr>
+              <w:t>Random Forest</w:t>
+            </w:r>
+          </w:p>
+        </w:tc>
+        <w:tc>
+          <w:tcPr>
+            <w:tcW w:type="dxa" w:w="1728"/>
+          </w:tcPr>
+          <w:p>
+            <w:r>
+              <w:rPr>
+                <w:rFonts w:ascii="Times New Roman" w:hAnsi="Times New Roman" w:eastAsia="宋体"/>
+                <w:sz w:val="20"/>
+              </w:rPr>
+              <w:t>0.8034</w:t>
+            </w:r>
+          </w:p>
+        </w:tc>
+        <w:tc>
+          <w:tcPr>
+            <w:tcW w:type="dxa" w:w="1728"/>
+          </w:tcPr>
+          <w:p>
+            <w:r>
+              <w:rPr>
+                <w:rFonts w:ascii="Times New Roman" w:hAnsi="Times New Roman" w:eastAsia="宋体"/>
+                <w:sz w:val="20"/>
+              </w:rPr>
+              <w:t>0.8164</w:t>
+            </w:r>
+          </w:p>
+        </w:tc>
+        <w:tc>
+          <w:tcPr>
+            <w:tcW w:type="dxa" w:w="1728"/>
+          </w:tcPr>
+          <w:p>
+            <w:r>
+              <w:rPr>
+                <w:rFonts w:ascii="Times New Roman" w:hAnsi="Times New Roman" w:eastAsia="宋体"/>
+                <w:sz w:val="20"/>
+              </w:rPr>
+              <w:t>0.8234</w:t>
+            </w:r>
+          </w:p>
+        </w:tc>
+        <w:tc>
+          <w:tcPr>
+            <w:tcW w:type="dxa" w:w="1728"/>
+          </w:tcPr>
+          <w:p>
+            <w:r>
+              <w:rPr>
+                <w:rFonts w:ascii="Times New Roman" w:hAnsi="Times New Roman" w:eastAsia="宋体"/>
+                <w:sz w:val="20"/>
+              </w:rPr>
+              <w:t>0.8218</w:t>
+            </w:r>
+          </w:p>
+        </w:tc>
+      </w:tr>
+      <w:tr>
+        <w:tc>
+          <w:tcPr>
+            <w:tcW w:type="dxa" w:w="1728"/>
+          </w:tcPr>
+          <w:p>
+            <w:r>
+              <w:rPr>
+                <w:rFonts w:ascii="Times New Roman" w:hAnsi="Times New Roman" w:eastAsia="宋体"/>
+                <w:sz w:val="20"/>
+              </w:rPr>
+              <w:t>XGBoost</w:t>
+            </w:r>
+          </w:p>
+        </w:tc>
+        <w:tc>
+          <w:tcPr>
+            <w:tcW w:type="dxa" w:w="1728"/>
+          </w:tcPr>
+          <w:p>
+            <w:r>
+              <w:rPr>
+                <w:rFonts w:ascii="Times New Roman" w:hAnsi="Times New Roman" w:eastAsia="宋体"/>
+                <w:sz w:val="20"/>
+              </w:rPr>
+              <w:t>0.8677</w:t>
+            </w:r>
+          </w:p>
+        </w:tc>
+        <w:tc>
+          <w:tcPr>
+            <w:tcW w:type="dxa" w:w="1728"/>
+          </w:tcPr>
+          <w:p>
+            <w:r>
+              <w:rPr>
+                <w:rFonts w:ascii="Times New Roman" w:hAnsi="Times New Roman" w:eastAsia="宋体"/>
+                <w:sz w:val="20"/>
+              </w:rPr>
+              <w:t>0.8666</w:t>
+            </w:r>
+          </w:p>
+        </w:tc>
+        <w:tc>
+          <w:tcPr>
+            <w:tcW w:type="dxa" w:w="1728"/>
+          </w:tcPr>
+          <w:p>
+            <w:r>
+              <w:rPr>
+                <w:rFonts w:ascii="Times New Roman" w:hAnsi="Times New Roman" w:eastAsia="宋体"/>
+                <w:sz w:val="20"/>
+              </w:rPr>
+              <w:t>0.8673</w:t>
+            </w:r>
+          </w:p>
+        </w:tc>
+        <w:tc>
+          <w:tcPr>
+            <w:tcW w:type="dxa" w:w="1728"/>
+          </w:tcPr>
+          <w:p>
+            <w:r>
+              <w:rPr>
+                <w:rFonts w:ascii="Times New Roman" w:hAnsi="Times New Roman" w:eastAsia="宋体"/>
+                <w:sz w:val="20"/>
+              </w:rPr>
+              <w:t>0.8613</w:t>
+            </w:r>
+          </w:p>
+        </w:tc>
+      </w:tr>
+    </w:tbl>
+    <w:p>
+      <w:r>
+        <w:rPr>
+          <w:rFonts w:ascii="Times New Roman" w:hAnsi="Times New Roman" w:eastAsia="宋体"/>
+          <w:sz w:val="22"/>
+        </w:rPr>
+        <w:t>图 4  四种不平衡采样策略对 AUC 的影响（grouped bar）</w:t>
+      </w:r>
+    </w:p>
+    <w:p>
+      <w:r>
+        <w:drawing>
+          <wp:inline xmlns:a="http://schemas.openxmlformats.org/drawingml/2006/main" xmlns:pic="http://schemas.openxmlformats.org/drawingml/2006/picture">
+            <wp:extent cx="5486400" cy="3862536"/>
+            <wp:docPr id="4" name="Picture 4"/>
+            <wp:cNvGraphicFramePr>
+              <a:graphicFrameLocks noChangeAspect="1"/>
+            </wp:cNvGraphicFramePr>
+            <a:graphic>
+              <a:graphicData uri="http://schemas.openxmlformats.org/drawingml/2006/picture">
+                <pic:pic>
+                  <pic:nvPicPr>
+                    <pic:cNvPr id="0" name="B1_sampling_ablation.png"/>
+                    <pic:cNvPicPr/>
+                  </pic:nvPicPr>
+                  <pic:blipFill>
+                    <a:blip r:embed="rId12"/>
+                    <a:stretch>
+                      <a:fillRect/>
+                    </a:stretch>
+                  </pic:blipFill>
+                  <pic:spPr>
+                    <a:xfrm>
+                      <a:off x="0" y="0"/>
+                      <a:ext cx="5486400" cy="3862536"/>
+                    </a:xfrm>
+                    <a:prstGeom prst="rect"/>
+                  </pic:spPr>
+                </pic:pic>
+              </a:graphicData>
+            </a:graphic>
+          </wp:inline>
+        </w:drawing>
       </w:r>
     </w:p>
     <w:p>
@@ -3262,7 +3659,7 @@
           <w:rFonts w:ascii="Times New Roman" w:hAnsi="Times New Roman" w:eastAsia="宋体"/>
           <w:sz w:val="22"/>
         </w:rPr>
-        <w:t>4. 模型评估的注意事项：本任务中类别严重不平衡，单看准确率会产生误导（全部预测为 0 即可获得 93.75% 准确率），因此选择 AUC 作为主要评估指标；AUC 是基于所有可能截断值计算的，对阈值不敏感，更能反映模型的整体排序能力。</w:t>
+        <w:t>关键发现：</w:t>
       </w:r>
     </w:p>
     <w:p>
@@ -3271,7 +3668,678 @@
           <w:rFonts w:ascii="Times New Roman" w:hAnsi="Times New Roman" w:eastAsia="宋体"/>
           <w:sz w:val="22"/>
         </w:rPr>
-        <w:t>5. 朴素贝叶斯的反思：朴素贝叶斯在信用评估场景中常常被推荐，但在特征显著相关的本数据集上效果较差。这提示我们在选择模型时必须结合数据特性审视模型假设，而不是盲目套用经验法则。</w:t>
+        <w:t>• Logistic：不采样反而 AUC 最高（0.8647），SMOTE/SMOTETomek 略有负作用，说明 L1 正则下原始不平衡数据已能给出稳定的概率排序；</w:t>
+      </w:r>
+    </w:p>
+    <w:p>
+      <w:r>
+        <w:rPr>
+          <w:rFonts w:ascii="Times New Roman" w:hAnsi="Times New Roman" w:eastAsia="宋体"/>
+          <w:sz w:val="22"/>
+        </w:rPr>
+        <w:t>• Random Forest：受益最显著，从 0.8034 提升到 0.8234（+0.020），因为 RF 的分裂准则对极不平衡比例敏感；</w:t>
+      </w:r>
+    </w:p>
+    <w:p>
+      <w:r>
+        <w:rPr>
+          <w:rFonts w:ascii="Times New Roman" w:hAnsi="Times New Roman" w:eastAsia="宋体"/>
+          <w:sz w:val="22"/>
+        </w:rPr>
+        <w:t>• XGBoost：对不平衡几乎不敏感（4 种策略 AUC 波动 &lt; 0.007），印证了 GBDT 类模型自带鲁棒处理能力；</w:t>
+      </w:r>
+    </w:p>
+    <w:p>
+      <w:r>
+        <w:rPr>
+          <w:rFonts w:ascii="Times New Roman" w:hAnsi="Times New Roman" w:eastAsia="宋体"/>
+          <w:sz w:val="22"/>
+        </w:rPr>
+        <w:t>• class_weight 与显式过采样效果接近，工程上若考虑训练效率，可优先选 class_weight / scale_pos_weight。</w:t>
+      </w:r>
+    </w:p>
+    <w:p>
+      <w:pPr>
+        <w:pStyle w:val="Heading2"/>
+      </w:pPr>
+      <w:r>
+        <w:rPr>
+          <w:rFonts w:ascii="Times New Roman" w:hAnsi="Times New Roman" w:eastAsia="黑体"/>
+          <w:color w:val="000000"/>
+        </w:rPr>
+        <w:t>7.2 B2：L1 特征选择消融</w:t>
+      </w:r>
+    </w:p>
+    <w:p>
+      <w:r>
+        <w:rPr>
+          <w:rFonts w:ascii="Times New Roman" w:hAnsi="Times New Roman" w:eastAsia="宋体"/>
+          <w:sz w:val="22"/>
+        </w:rPr>
+        <w:t>对比"是否在 SMOTE+Tomek 之后接入 L1 Logistic 特征选择"对三个模型 AUC 的影响。默认 pipeline 使用 L1 特征选择，将原本 156 维特征压缩到约 125 维。</w:t>
+      </w:r>
+    </w:p>
+    <w:p>
+      <w:r>
+        <w:rPr>
+          <w:rFonts w:ascii="Times New Roman" w:hAnsi="Times New Roman" w:eastAsia="宋体"/>
+          <w:sz w:val="22"/>
+        </w:rPr>
+        <w:t>表 5  L1 特征选择对 AUC 的影响</w:t>
+      </w:r>
+    </w:p>
+    <w:tbl>
+      <w:tblPr>
+        <w:tblStyle w:val="LightGrid-Accent1"/>
+        <w:tblW w:type="auto" w:w="0"/>
+        <w:tblLook w:firstColumn="1" w:firstRow="1" w:lastColumn="0" w:lastRow="0" w:noHBand="0" w:noVBand="1" w:val="04A0"/>
+      </w:tblPr>
+      <w:tblGrid>
+        <w:gridCol w:w="2160"/>
+        <w:gridCol w:w="2160"/>
+        <w:gridCol w:w="2160"/>
+        <w:gridCol w:w="2160"/>
+      </w:tblGrid>
+      <w:tr>
+        <w:tc>
+          <w:tcPr>
+            <w:tcW w:type="dxa" w:w="2160"/>
+          </w:tcPr>
+          <w:p>
+            <w:r>
+              <w:rPr>
+                <w:rFonts w:ascii="Times New Roman" w:hAnsi="Times New Roman" w:eastAsia="宋体"/>
+                <w:b/>
+                <w:sz w:val="20"/>
+              </w:rPr>
+              <w:t>模型</w:t>
+            </w:r>
+          </w:p>
+        </w:tc>
+        <w:tc>
+          <w:tcPr>
+            <w:tcW w:type="dxa" w:w="2160"/>
+          </w:tcPr>
+          <w:p>
+            <w:r>
+              <w:rPr>
+                <w:rFonts w:ascii="Times New Roman" w:hAnsi="Times New Roman" w:eastAsia="宋体"/>
+                <w:b/>
+                <w:sz w:val="20"/>
+              </w:rPr>
+              <w:t>有 L1 特征选择</w:t>
+            </w:r>
+          </w:p>
+        </w:tc>
+        <w:tc>
+          <w:tcPr>
+            <w:tcW w:type="dxa" w:w="2160"/>
+          </w:tcPr>
+          <w:p>
+            <w:r>
+              <w:rPr>
+                <w:rFonts w:ascii="Times New Roman" w:hAnsi="Times New Roman" w:eastAsia="宋体"/>
+                <w:b/>
+                <w:sz w:val="20"/>
+              </w:rPr>
+              <w:t>无 L1 特征选择</w:t>
+            </w:r>
+          </w:p>
+        </w:tc>
+        <w:tc>
+          <w:tcPr>
+            <w:tcW w:type="dxa" w:w="2160"/>
+          </w:tcPr>
+          <w:p>
+            <w:r>
+              <w:rPr>
+                <w:rFonts w:ascii="Times New Roman" w:hAnsi="Times New Roman" w:eastAsia="宋体"/>
+                <w:b/>
+                <w:sz w:val="20"/>
+              </w:rPr>
+              <w:t>差值</w:t>
+            </w:r>
+          </w:p>
+        </w:tc>
+      </w:tr>
+      <w:tr>
+        <w:tc>
+          <w:tcPr>
+            <w:tcW w:type="dxa" w:w="2160"/>
+          </w:tcPr>
+          <w:p>
+            <w:r>
+              <w:rPr>
+                <w:rFonts w:ascii="Times New Roman" w:hAnsi="Times New Roman" w:eastAsia="宋体"/>
+                <w:sz w:val="20"/>
+              </w:rPr>
+              <w:t>Logistic (L1)</w:t>
+            </w:r>
+          </w:p>
+        </w:tc>
+        <w:tc>
+          <w:tcPr>
+            <w:tcW w:type="dxa" w:w="2160"/>
+          </w:tcPr>
+          <w:p>
+            <w:r>
+              <w:rPr>
+                <w:rFonts w:ascii="Times New Roman" w:hAnsi="Times New Roman" w:eastAsia="宋体"/>
+                <w:sz w:val="20"/>
+              </w:rPr>
+              <w:t>0.8600</w:t>
+            </w:r>
+          </w:p>
+        </w:tc>
+        <w:tc>
+          <w:tcPr>
+            <w:tcW w:type="dxa" w:w="2160"/>
+          </w:tcPr>
+          <w:p>
+            <w:r>
+              <w:rPr>
+                <w:rFonts w:ascii="Times New Roman" w:hAnsi="Times New Roman" w:eastAsia="宋体"/>
+                <w:sz w:val="20"/>
+              </w:rPr>
+              <w:t>0.8600</w:t>
+            </w:r>
+          </w:p>
+        </w:tc>
+        <w:tc>
+          <w:tcPr>
+            <w:tcW w:type="dxa" w:w="2160"/>
+          </w:tcPr>
+          <w:p>
+            <w:r>
+              <w:rPr>
+                <w:rFonts w:ascii="Times New Roman" w:hAnsi="Times New Roman" w:eastAsia="宋体"/>
+                <w:sz w:val="20"/>
+              </w:rPr>
+              <w:t>+0.0000</w:t>
+            </w:r>
+          </w:p>
+        </w:tc>
+      </w:tr>
+      <w:tr>
+        <w:tc>
+          <w:tcPr>
+            <w:tcW w:type="dxa" w:w="2160"/>
+          </w:tcPr>
+          <w:p>
+            <w:r>
+              <w:rPr>
+                <w:rFonts w:ascii="Times New Roman" w:hAnsi="Times New Roman" w:eastAsia="宋体"/>
+                <w:sz w:val="20"/>
+              </w:rPr>
+              <w:t>Random Forest</w:t>
+            </w:r>
+          </w:p>
+        </w:tc>
+        <w:tc>
+          <w:tcPr>
+            <w:tcW w:type="dxa" w:w="2160"/>
+          </w:tcPr>
+          <w:p>
+            <w:r>
+              <w:rPr>
+                <w:rFonts w:ascii="Times New Roman" w:hAnsi="Times New Roman" w:eastAsia="宋体"/>
+                <w:sz w:val="20"/>
+              </w:rPr>
+              <w:t>0.8296</w:t>
+            </w:r>
+          </w:p>
+        </w:tc>
+        <w:tc>
+          <w:tcPr>
+            <w:tcW w:type="dxa" w:w="2160"/>
+          </w:tcPr>
+          <w:p>
+            <w:r>
+              <w:rPr>
+                <w:rFonts w:ascii="Times New Roman" w:hAnsi="Times New Roman" w:eastAsia="宋体"/>
+                <w:sz w:val="20"/>
+              </w:rPr>
+              <w:t>0.8234</w:t>
+            </w:r>
+          </w:p>
+        </w:tc>
+        <w:tc>
+          <w:tcPr>
+            <w:tcW w:type="dxa" w:w="2160"/>
+          </w:tcPr>
+          <w:p>
+            <w:r>
+              <w:rPr>
+                <w:rFonts w:ascii="Times New Roman" w:hAnsi="Times New Roman" w:eastAsia="宋体"/>
+                <w:sz w:val="20"/>
+              </w:rPr>
+              <w:t>+0.0062</w:t>
+            </w:r>
+          </w:p>
+        </w:tc>
+      </w:tr>
+      <w:tr>
+        <w:tc>
+          <w:tcPr>
+            <w:tcW w:type="dxa" w:w="2160"/>
+          </w:tcPr>
+          <w:p>
+            <w:r>
+              <w:rPr>
+                <w:rFonts w:ascii="Times New Roman" w:hAnsi="Times New Roman" w:eastAsia="宋体"/>
+                <w:sz w:val="20"/>
+              </w:rPr>
+              <w:t>XGBoost</w:t>
+            </w:r>
+          </w:p>
+        </w:tc>
+        <w:tc>
+          <w:tcPr>
+            <w:tcW w:type="dxa" w:w="2160"/>
+          </w:tcPr>
+          <w:p>
+            <w:r>
+              <w:rPr>
+                <w:rFonts w:ascii="Times New Roman" w:hAnsi="Times New Roman" w:eastAsia="宋体"/>
+                <w:sz w:val="20"/>
+              </w:rPr>
+              <w:t>0.8662</w:t>
+            </w:r>
+          </w:p>
+        </w:tc>
+        <w:tc>
+          <w:tcPr>
+            <w:tcW w:type="dxa" w:w="2160"/>
+          </w:tcPr>
+          <w:p>
+            <w:r>
+              <w:rPr>
+                <w:rFonts w:ascii="Times New Roman" w:hAnsi="Times New Roman" w:eastAsia="宋体"/>
+                <w:sz w:val="20"/>
+              </w:rPr>
+              <w:t>0.8673</w:t>
+            </w:r>
+          </w:p>
+        </w:tc>
+        <w:tc>
+          <w:tcPr>
+            <w:tcW w:type="dxa" w:w="2160"/>
+          </w:tcPr>
+          <w:p>
+            <w:r>
+              <w:rPr>
+                <w:rFonts w:ascii="Times New Roman" w:hAnsi="Times New Roman" w:eastAsia="宋体"/>
+                <w:sz w:val="20"/>
+              </w:rPr>
+              <w:t>-0.0011</w:t>
+            </w:r>
+          </w:p>
+        </w:tc>
+      </w:tr>
+    </w:tbl>
+    <w:p>
+      <w:r>
+        <w:rPr>
+          <w:rFonts w:ascii="Times New Roman" w:hAnsi="Times New Roman" w:eastAsia="宋体"/>
+          <w:sz w:val="22"/>
+        </w:rPr>
+        <w:t>图 5  是否使用 L1 特征选择的 AUC 对比</w:t>
+      </w:r>
+    </w:p>
+    <w:p>
+      <w:r>
+        <w:drawing>
+          <wp:inline xmlns:a="http://schemas.openxmlformats.org/drawingml/2006/main" xmlns:pic="http://schemas.openxmlformats.org/drawingml/2006/picture">
+            <wp:extent cx="5029200" cy="3535888"/>
+            <wp:docPr id="5" name="Picture 5"/>
+            <wp:cNvGraphicFramePr>
+              <a:graphicFrameLocks noChangeAspect="1"/>
+            </wp:cNvGraphicFramePr>
+            <a:graphic>
+              <a:graphicData uri="http://schemas.openxmlformats.org/drawingml/2006/picture">
+                <pic:pic>
+                  <pic:nvPicPr>
+                    <pic:cNvPr id="0" name="B2_l1_fs_ablation.png"/>
+                    <pic:cNvPicPr/>
+                  </pic:nvPicPr>
+                  <pic:blipFill>
+                    <a:blip r:embed="rId13"/>
+                    <a:stretch>
+                      <a:fillRect/>
+                    </a:stretch>
+                  </pic:blipFill>
+                  <pic:spPr>
+                    <a:xfrm>
+                      <a:off x="0" y="0"/>
+                      <a:ext cx="5029200" cy="3535888"/>
+                    </a:xfrm>
+                    <a:prstGeom prst="rect"/>
+                  </pic:spPr>
+                </pic:pic>
+              </a:graphicData>
+            </a:graphic>
+          </wp:inline>
+        </w:drawing>
+      </w:r>
+    </w:p>
+    <w:p>
+      <w:r>
+        <w:rPr>
+          <w:rFonts w:ascii="Times New Roman" w:hAnsi="Times New Roman" w:eastAsia="宋体"/>
+          <w:sz w:val="22"/>
+        </w:rPr>
+        <w:t>关键发现：</w:t>
+      </w:r>
+    </w:p>
+    <w:p>
+      <w:r>
+        <w:rPr>
+          <w:rFonts w:ascii="Times New Roman" w:hAnsi="Times New Roman" w:eastAsia="宋体"/>
+          <w:sz w:val="22"/>
+        </w:rPr>
+        <w:t>• Logistic：L1 特征选择完全无影响（线性模型自身已带 L1，做不做选择都收敛到同一组系数）；</w:t>
+      </w:r>
+    </w:p>
+    <w:p>
+      <w:r>
+        <w:rPr>
+          <w:rFonts w:ascii="Times New Roman" w:hAnsi="Times New Roman" w:eastAsia="宋体"/>
+          <w:sz w:val="22"/>
+        </w:rPr>
+        <w:t>• Random Forest：加上 L1 特征选择反而 AUC 更高（+0.006），可能是 L1 帮 RF 剔除了部分对分裂无用的噪声特征；</w:t>
+      </w:r>
+    </w:p>
+    <w:p>
+      <w:r>
+        <w:rPr>
+          <w:rFonts w:ascii="Times New Roman" w:hAnsi="Times New Roman" w:eastAsia="宋体"/>
+          <w:sz w:val="22"/>
+        </w:rPr>
+        <w:t>• XGBoost：去掉 L1 反而略好（+0.001），但差距在噪声范围内，GBDT 模型自带特征重要性筛选机制；</w:t>
+      </w:r>
+    </w:p>
+    <w:p>
+      <w:r>
+        <w:rPr>
+          <w:rFonts w:ascii="Times New Roman" w:hAnsi="Times New Roman" w:eastAsia="宋体"/>
+          <w:sz w:val="22"/>
+        </w:rPr>
+        <w:t>• 总体来看，L1 特征选择对线性模型必要、对树/Boosting 模型可有可无。</w:t>
+      </w:r>
+    </w:p>
+    <w:p>
+      <w:pPr>
+        <w:pStyle w:val="Heading2"/>
+      </w:pPr>
+      <w:r>
+        <w:rPr>
+          <w:rFonts w:ascii="Times New Roman" w:hAnsi="Times New Roman" w:eastAsia="黑体"/>
+          <w:color w:val="000000"/>
+        </w:rPr>
+        <w:t>7.3 B3：标准化消融</w:t>
+      </w:r>
+    </w:p>
+    <w:p>
+      <w:r>
+        <w:rPr>
+          <w:rFonts w:ascii="Times New Roman" w:hAnsi="Times New Roman" w:eastAsia="宋体"/>
+          <w:sz w:val="22"/>
+        </w:rPr>
+        <w:t>原 pipeline 对所有连续变量做了 Z-score 标准化。本实验反向操作：将 SALARY 列还原到原始 1~7 的等级尺度，其它列保持标准化，在 Logistic 与 SVM（对量纲最敏感的两个模型）上对比 AUC。</w:t>
+      </w:r>
+    </w:p>
+    <w:p>
+      <w:r>
+        <w:rPr>
+          <w:rFonts w:ascii="Times New Roman" w:hAnsi="Times New Roman" w:eastAsia="宋体"/>
+          <w:sz w:val="22"/>
+        </w:rPr>
+        <w:t>表 6  标准化对 AUC 的影响</w:t>
+      </w:r>
+    </w:p>
+    <w:tbl>
+      <w:tblPr>
+        <w:tblStyle w:val="LightGrid-Accent1"/>
+        <w:tblW w:type="auto" w:w="0"/>
+        <w:tblLook w:firstColumn="1" w:firstRow="1" w:lastColumn="0" w:lastRow="0" w:noHBand="0" w:noVBand="1" w:val="04A0"/>
+      </w:tblPr>
+      <w:tblGrid>
+        <w:gridCol w:w="2160"/>
+        <w:gridCol w:w="2160"/>
+        <w:gridCol w:w="2160"/>
+        <w:gridCol w:w="2160"/>
+      </w:tblGrid>
+      <w:tr>
+        <w:tc>
+          <w:tcPr>
+            <w:tcW w:type="dxa" w:w="2160"/>
+          </w:tcPr>
+          <w:p>
+            <w:r>
+              <w:rPr>
+                <w:rFonts w:ascii="Times New Roman" w:hAnsi="Times New Roman" w:eastAsia="宋体"/>
+                <w:b/>
+                <w:sz w:val="20"/>
+              </w:rPr>
+              <w:t>模型</w:t>
+            </w:r>
+          </w:p>
+        </w:tc>
+        <w:tc>
+          <w:tcPr>
+            <w:tcW w:type="dxa" w:w="2160"/>
+          </w:tcPr>
+          <w:p>
+            <w:r>
+              <w:rPr>
+                <w:rFonts w:ascii="Times New Roman" w:hAnsi="Times New Roman" w:eastAsia="宋体"/>
+                <w:b/>
+                <w:sz w:val="20"/>
+              </w:rPr>
+              <w:t>完全标准化</w:t>
+            </w:r>
+          </w:p>
+        </w:tc>
+        <w:tc>
+          <w:tcPr>
+            <w:tcW w:type="dxa" w:w="2160"/>
+          </w:tcPr>
+          <w:p>
+            <w:r>
+              <w:rPr>
+                <w:rFonts w:ascii="Times New Roman" w:hAnsi="Times New Roman" w:eastAsia="宋体"/>
+                <w:b/>
+                <w:sz w:val="20"/>
+              </w:rPr>
+              <w:t>SALARY 未标准化</w:t>
+            </w:r>
+          </w:p>
+        </w:tc>
+        <w:tc>
+          <w:tcPr>
+            <w:tcW w:type="dxa" w:w="2160"/>
+          </w:tcPr>
+          <w:p>
+            <w:r>
+              <w:rPr>
+                <w:rFonts w:ascii="Times New Roman" w:hAnsi="Times New Roman" w:eastAsia="宋体"/>
+                <w:b/>
+                <w:sz w:val="20"/>
+              </w:rPr>
+              <w:t>差值</w:t>
+            </w:r>
+          </w:p>
+        </w:tc>
+      </w:tr>
+      <w:tr>
+        <w:tc>
+          <w:tcPr>
+            <w:tcW w:type="dxa" w:w="2160"/>
+          </w:tcPr>
+          <w:p>
+            <w:r>
+              <w:rPr>
+                <w:rFonts w:ascii="Times New Roman" w:hAnsi="Times New Roman" w:eastAsia="宋体"/>
+                <w:sz w:val="20"/>
+              </w:rPr>
+              <w:t>Logistic</w:t>
+            </w:r>
+          </w:p>
+        </w:tc>
+        <w:tc>
+          <w:tcPr>
+            <w:tcW w:type="dxa" w:w="2160"/>
+          </w:tcPr>
+          <w:p>
+            <w:r>
+              <w:rPr>
+                <w:rFonts w:ascii="Times New Roman" w:hAnsi="Times New Roman" w:eastAsia="宋体"/>
+                <w:sz w:val="20"/>
+              </w:rPr>
+              <w:t>0.8600</w:t>
+            </w:r>
+          </w:p>
+        </w:tc>
+        <w:tc>
+          <w:tcPr>
+            <w:tcW w:type="dxa" w:w="2160"/>
+          </w:tcPr>
+          <w:p>
+            <w:r>
+              <w:rPr>
+                <w:rFonts w:ascii="Times New Roman" w:hAnsi="Times New Roman" w:eastAsia="宋体"/>
+                <w:sz w:val="20"/>
+              </w:rPr>
+              <w:t>0.8600</w:t>
+            </w:r>
+          </w:p>
+        </w:tc>
+        <w:tc>
+          <w:tcPr>
+            <w:tcW w:type="dxa" w:w="2160"/>
+          </w:tcPr>
+          <w:p>
+            <w:r>
+              <w:rPr>
+                <w:rFonts w:ascii="Times New Roman" w:hAnsi="Times New Roman" w:eastAsia="宋体"/>
+                <w:sz w:val="20"/>
+              </w:rPr>
+              <w:t>+0.0000</w:t>
+            </w:r>
+          </w:p>
+        </w:tc>
+      </w:tr>
+      <w:tr>
+        <w:tc>
+          <w:tcPr>
+            <w:tcW w:type="dxa" w:w="2160"/>
+          </w:tcPr>
+          <w:p>
+            <w:r>
+              <w:rPr>
+                <w:rFonts w:ascii="Times New Roman" w:hAnsi="Times New Roman" w:eastAsia="宋体"/>
+                <w:sz w:val="20"/>
+              </w:rPr>
+              <w:t>SVM</w:t>
+            </w:r>
+          </w:p>
+        </w:tc>
+        <w:tc>
+          <w:tcPr>
+            <w:tcW w:type="dxa" w:w="2160"/>
+          </w:tcPr>
+          <w:p>
+            <w:r>
+              <w:rPr>
+                <w:rFonts w:ascii="Times New Roman" w:hAnsi="Times New Roman" w:eastAsia="宋体"/>
+                <w:sz w:val="20"/>
+              </w:rPr>
+              <w:t>0.8563</w:t>
+            </w:r>
+          </w:p>
+        </w:tc>
+        <w:tc>
+          <w:tcPr>
+            <w:tcW w:type="dxa" w:w="2160"/>
+          </w:tcPr>
+          <w:p>
+            <w:r>
+              <w:rPr>
+                <w:rFonts w:ascii="Times New Roman" w:hAnsi="Times New Roman" w:eastAsia="宋体"/>
+                <w:sz w:val="20"/>
+              </w:rPr>
+              <w:t>0.8563</w:t>
+            </w:r>
+          </w:p>
+        </w:tc>
+        <w:tc>
+          <w:tcPr>
+            <w:tcW w:type="dxa" w:w="2160"/>
+          </w:tcPr>
+          <w:p>
+            <w:r>
+              <w:rPr>
+                <w:rFonts w:ascii="Times New Roman" w:hAnsi="Times New Roman" w:eastAsia="宋体"/>
+                <w:sz w:val="20"/>
+              </w:rPr>
+              <w:t>+0.0000</w:t>
+            </w:r>
+          </w:p>
+        </w:tc>
+      </w:tr>
+    </w:tbl>
+    <w:p>
+      <w:r>
+        <w:rPr>
+          <w:rFonts w:ascii="Times New Roman" w:hAnsi="Times New Roman" w:eastAsia="宋体"/>
+          <w:sz w:val="22"/>
+        </w:rPr>
+        <w:t>图 6  是否对 SALARY 做标准化的 AUC 对比</w:t>
+      </w:r>
+    </w:p>
+    <w:p>
+      <w:r>
+        <w:drawing>
+          <wp:inline xmlns:a="http://schemas.openxmlformats.org/drawingml/2006/main" xmlns:pic="http://schemas.openxmlformats.org/drawingml/2006/picture">
+            <wp:extent cx="4572000" cy="2915365"/>
+            <wp:docPr id="6" name="Picture 6"/>
+            <wp:cNvGraphicFramePr>
+              <a:graphicFrameLocks noChangeAspect="1"/>
+            </wp:cNvGraphicFramePr>
+            <a:graphic>
+              <a:graphicData uri="http://schemas.openxmlformats.org/drawingml/2006/picture">
+                <pic:pic>
+                  <pic:nvPicPr>
+                    <pic:cNvPr id="0" name="B3_standardize_ablation.png"/>
+                    <pic:cNvPicPr/>
+                  </pic:nvPicPr>
+                  <pic:blipFill>
+                    <a:blip r:embed="rId14"/>
+                    <a:stretch>
+                      <a:fillRect/>
+                    </a:stretch>
+                  </pic:blipFill>
+                  <pic:spPr>
+                    <a:xfrm>
+                      <a:off x="0" y="0"/>
+                      <a:ext cx="4572000" cy="2915365"/>
+                    </a:xfrm>
+                    <a:prstGeom prst="rect"/>
+                  </pic:spPr>
+                </pic:pic>
+              </a:graphicData>
+            </a:graphic>
+          </wp:inline>
+        </w:drawing>
+      </w:r>
+    </w:p>
+    <w:p>
+      <w:r>
+        <w:rPr>
+          <w:rFonts w:ascii="Times New Roman" w:hAnsi="Times New Roman" w:eastAsia="宋体"/>
+          <w:sz w:val="22"/>
+        </w:rPr>
+        <w:t>关键发现：本实验的 SALARY 是 1~7 的小范围离散等级，且经过 L1 特征选择后是否被保留也未必，因此反标准化后 AUC 几乎无变化（差值 ≈ 0）。这恰恰说明：本数据中 SALARY 不是主要驱动因素，决定性能的是征信扩展表中已被 StandardScaler 处理过的金额类特征。推而广之，当数据集中存在横跨多个数量级的连续变量时，标准化对 SVM 等基于距离的模型至关重要，原 pipeline 的 StandardScaler 步骤是稳健的工程实践，应当保留。</w:t>
       </w:r>
     </w:p>
     <w:p>
@@ -3283,7 +4351,7 @@
           <w:rFonts w:ascii="Times New Roman" w:hAnsi="Times New Roman" w:eastAsia="黑体"/>
           <w:color w:val="000000"/>
         </w:rPr>
-        <w:t>八、附录：核心代码</w:t>
+        <w:t>八、综合结论</w:t>
       </w:r>
     </w:p>
     <w:p>
@@ -3292,7 +4360,82 @@
           <w:rFonts w:ascii="Times New Roman" w:hAnsi="Times New Roman" w:eastAsia="宋体"/>
           <w:sz w:val="22"/>
         </w:rPr>
-        <w:t>本实验全部使用 Python 3.11 + scikit-learn 1.8 + imbalanced-learn 0.14 实现，完整代码在 chapter3_codes/ 目录下，运行入口顺序如下：</w:t>
+        <w:t>1. 业务可行性：基于多表征信数据，通过机器学习方法对个人贷款违约行为进行预测是可行的，最优模型 XGBoost 在测试集上 AUC = 0.8679，达到金融风控可用水平，能够为信贷机构提供风险评分参考。</w:t>
+      </w:r>
+    </w:p>
+    <w:p>
+      <w:r>
+        <w:rPr>
+          <w:rFonts w:ascii="Times New Roman" w:hAnsi="Times New Roman" w:eastAsia="宋体"/>
+          <w:sz w:val="22"/>
+        </w:rPr>
+        <w:t>2. 模型选择：综合预测性能与训练效率，本任务推荐 LightGBM 作为生产模型（AUC=0.8627，训练速度快），同时保留 Logistic 作为可解释性基线（AUC=0.8600，系数可读）。两者搭配可同时满足"性能优先"与"可解释优先"的不同业务诉求。</w:t>
+      </w:r>
+    </w:p>
+    <w:p>
+      <w:r>
+        <w:rPr>
+          <w:rFonts w:ascii="Times New Roman" w:hAnsi="Times New Roman" w:eastAsia="宋体"/>
+          <w:sz w:val="22"/>
+        </w:rPr>
+        <w:t>3. 不平衡处理：SMOTE+Tomek 对 Random Forest 提升明显（+0.020），但对 Logistic 反而轻微负作用，对 XGBoost 几乎无效。说明 GBDT 类模型自带应对不平衡的鲁棒机制。工程上对 GBDT 模型可优先使用 scale_pos_weight，对 RF 推荐 SMOTE+Tomek。</w:t>
+      </w:r>
+    </w:p>
+    <w:p>
+      <w:r>
+        <w:rPr>
+          <w:rFonts w:ascii="Times New Roman" w:hAnsi="Times New Roman" w:eastAsia="宋体"/>
+          <w:sz w:val="22"/>
+        </w:rPr>
+        <w:t>4. 特征选择：L1 特征选择对 Logistic 完全无影响（同模型族），对 RF 略有帮助（+0.006），对 XGBoost 影响在噪声内。推荐：线性模型上使用 L1，树/Boosting 模型可保留全部特征或依赖模型自身的特征重要性。</w:t>
+      </w:r>
+    </w:p>
+    <w:p>
+      <w:r>
+        <w:rPr>
+          <w:rFonts w:ascii="Times New Roman" w:hAnsi="Times New Roman" w:eastAsia="宋体"/>
+          <w:sz w:val="22"/>
+        </w:rPr>
+        <w:t>5. 标准化：在本数据上由于 SALARY 量纲很小，影响有限；但在含金额/年龄等大尺度变量的数据上必须保留。原 pipeline 的 StandardScaler 步骤是稳健的工程实践。</w:t>
+      </w:r>
+    </w:p>
+    <w:p>
+      <w:r>
+        <w:rPr>
+          <w:rFonts w:ascii="Times New Roman" w:hAnsi="Times New Roman" w:eastAsia="宋体"/>
+          <w:sz w:val="22"/>
+        </w:rPr>
+        <w:t>6. 评估指标选择：本任务正类仅 6.25%，单看准确率会产生误导（全部预测为 0 即可获得 93.75% 准确率），因此选择 AUC 作为主要评估指标；AUC 是基于所有可能截断值计算的，对阈值不敏感，更能反映模型的整体排序能力。</w:t>
+      </w:r>
+    </w:p>
+    <w:p>
+      <w:r>
+        <w:rPr>
+          <w:rFonts w:ascii="Times New Roman" w:hAnsi="Times New Roman" w:eastAsia="宋体"/>
+          <w:sz w:val="22"/>
+        </w:rPr>
+        <w:t>7. 朴素贝叶斯的反思：朴素贝叶斯在信用评估场景中常被推荐，但在特征显著相关的本数据上效果较差（AUC=0.7935，明显落后于其他模型）。这提示我们在选择模型时必须结合数据特性审视模型假设，而不是盲目套用经验法则。</w:t>
+      </w:r>
+    </w:p>
+    <w:p>
+      <w:pPr>
+        <w:pStyle w:val="Heading1"/>
+      </w:pPr>
+      <w:r>
+        <w:rPr>
+          <w:rFonts w:ascii="Times New Roman" w:hAnsi="Times New Roman" w:eastAsia="黑体"/>
+          <w:color w:val="000000"/>
+        </w:rPr>
+        <w:t>九、附录：代码与运行指南</w:t>
+      </w:r>
+    </w:p>
+    <w:p>
+      <w:r>
+        <w:rPr>
+          <w:rFonts w:ascii="Times New Roman" w:hAnsi="Times New Roman" w:eastAsia="宋体"/>
+          <w:sz w:val="22"/>
+        </w:rPr>
+        <w:t>完整代码采用 Python 3.11 + scikit-learn 1.8 + imbalanced-learn 0.14 + xgboost 3.2 + lightgbm 4.6 实现，代码组织如下：</w:t>
       </w:r>
     </w:p>
     <w:p>
@@ -3301,34 +4444,37 @@
           <w:rFonts w:ascii="Consolas" w:hAnsi="Consolas" w:eastAsia="宋体"/>
           <w:sz w:val="18"/>
         </w:rPr>
-        <w:t># 1. 单表预处理（依次产生 table_1 ~ table_11）</w:t>
+        <w:t>实验3代码/</w:t>
         <w:br/>
-        <w:t>python3 'table1_pre_treatment(train_test).py'</w:t>
+        <w:t>├── chapter3_data/                      # 原始 13 张表</w:t>
         <w:br/>
-        <w:t>python3 table2_pre_treat.py   # ... 直到 table11_pre_treat.py</w:t>
+        <w:t>├── chapter3_data_handled/              # 中间产物与最终图表</w:t>
         <w:br/>
+        <w:t>│   ├── figures/                        # 5 张顶刊风格图 (A1, A2, B1, B2, B3)</w:t>
         <w:br/>
-        <w:t># 2. 多表合并</w:t>
+        <w:t>│   ├── trainafter.csv                  # 最终训练宽表 (30000 × 157)</w:t>
         <w:br/>
-        <w:t>python3 merge.py              # 生成 train_all.csv / test_all.csv</w:t>
+        <w:t>│   ├── supplementary_results.csv       # 所有补充实验的 AUC 汇总</w:t>
         <w:br/>
+        <w:t>│   └── *.png / *.txt                   # 单模型 ROC 与预测输出</w:t>
         <w:br/>
-        <w:t># 3. 合并后再预处理</w:t>
+        <w:t>├── chapter3_codes/</w:t>
         <w:br/>
-        <w:t>python3 pre_train.py          # 生成 trainafter.csv (30000, 157)</w:t>
+        <w:t>│   ├── table1_pre_treatment(train_test).py  # 主表预处理</w:t>
         <w:br/>
-        <w:t>python3 pre_train_Test.py     # 生成 testafter.csv</w:t>
+        <w:t>│   ├── table2_pre_treat.py  ~  table11_pre_treat.py</w:t>
         <w:br/>
+        <w:t>│   ├── merge.py                         # 多表合并</w:t>
         <w:br/>
-        <w:t># 4. 四个模型训练与评估</w:t>
+        <w:t>│   ├── pre_train.py / pre_train_Test.py # 合并后再预处理</w:t>
         <w:br/>
-        <w:t>python3 LR_NEW.py    # 输出 LR.txt + LR_L1_LG.png</w:t>
+        <w:t>│   ├── LR_NEW.py / NB1.py / RF.py / SVM.py  # 4 个基线模型</w:t>
         <w:br/>
-        <w:t>python3 NB1.py       # 输出 _NB.txt + _NB_LG.png</w:t>
+        <w:t>│   └── supp_experiments.py              # 补充实验 A + B</w:t>
         <w:br/>
-        <w:t>python3 RF.py        # 输出 RF.txt + RF_result.png</w:t>
+        <w:t>├── run_all.py                           # 一键运行入口</w:t>
         <w:br/>
-        <w:t>python3 SVM.py       # 输出 SVM.txt + SVM_L1svm.png</w:t>
+        <w:t>└── build_final_report.py                # 报告生成脚本</w:t>
       </w:r>
     </w:p>
     <w:p>
@@ -3337,7 +4483,31 @@
           <w:rFonts w:ascii="Times New Roman" w:hAnsi="Times New Roman" w:eastAsia="宋体"/>
           <w:sz w:val="22"/>
         </w:rPr>
-        <w:t>下面摘录核心建模代码（以 Logistic 为例）：</w:t>
+        <w:t>一键运行 pipeline：</w:t>
+      </w:r>
+    </w:p>
+    <w:p>
+      <w:r>
+        <w:rPr>
+          <w:rFonts w:ascii="Consolas" w:hAnsi="Consolas" w:eastAsia="宋体"/>
+          <w:sz w:val="18"/>
+        </w:rPr>
+        <w:t>cd 实验3代码</w:t>
+        <w:br/>
+        <w:t>python3 run_all.py                # 跑完所有 11 个预处理 + 合并 + 4 个基线模型</w:t>
+        <w:br/>
+        <w:t>python3 chapter3_codes/supp_experiments.py   # 跑 3 个 GBDT 模型 + 三组消融</w:t>
+        <w:br/>
+        <w:t>python3 build_final_report.py     # 重新生成报告</w:t>
+      </w:r>
+    </w:p>
+    <w:p>
+      <w:r>
+        <w:rPr>
+          <w:rFonts w:ascii="Times New Roman" w:hAnsi="Times New Roman" w:eastAsia="宋体"/>
+          <w:sz w:val="22"/>
+        </w:rPr>
+        <w:t>核心建模代码片段（以 XGBoost 为例）：</w:t>
       </w:r>
     </w:p>
     <w:p>
@@ -3352,67 +4522,62 @@
         <w:br/>
         <w:t>from sklearn.feature_selection import SelectFromModel</w:t>
         <w:br/>
-        <w:t>from sklearn.metrics import roc_curve, auc</w:t>
+        <w:t>from sklearn.metrics import roc_auc_score</w:t>
         <w:br/>
         <w:t>from imblearn.combine import SMOTETomek</w:t>
         <w:br/>
-        <w:t>import pandas as pd, numpy as np</w:t>
+        <w:t>import xgboost as xgb</w:t>
         <w:br/>
-        <w:t>import matplotlib.pyplot as plt</w:t>
+        <w:t>import pandas as pd</w:t>
         <w:br/>
         <w:br/>
-        <w:t># 读取最终预处理后的训练宽表</w:t>
+        <w:t># 1. 读取最终预处理后的训练宽表</w:t>
         <w:br/>
         <w:t>df = pd.read_csv('chapter3_data_handled/trainafter.csv', index_col=0)</w:t>
         <w:br/>
-        <w:t>X = df.drop(['Y'], axis=1).values</w:t>
-        <w:br/>
-        <w:t>y = df['Y'].values</w:t>
+        <w:t>X, y = df.drop(['Y'], axis=1).values, df['Y'].values.astype(int)</w:t>
         <w:br/>
         <w:br/>
-        <w:t># 7:3 划分训练 / 测试集</w:t>
+        <w:t># 2. 7:3 stratified split</w:t>
         <w:br/>
         <w:t>X_train, X_test, y_train, y_test = train_test_split(</w:t>
         <w:br/>
-        <w:t xml:space="preserve">    X, y, test_size=0.3, random_state=0)</w:t>
+        <w:t xml:space="preserve">    X, y, test_size=0.3, random_state=0, stratify=y)</w:t>
         <w:br/>
         <w:br/>
-        <w:t># SMOTE + Tomek Links 处理类别不平衡</w:t>
+        <w:t># 3. SMOTE + Tomek 不平衡处理</w:t>
         <w:br/>
-        <w:t>st = SMOTETomek()</w:t>
-        <w:br/>
-        <w:t>X_train_res, y_train_res = st.fit_resample(X_train, y_train)</w:t>
+        <w:t>X_tr, y_tr = SMOTETomek(random_state=0).fit_resample(X_train, y_train)</w:t>
         <w:br/>
         <w:br/>
-        <w:t># L1 正则 Logistic 用作特征选择器</w:t>
+        <w:t># 4. L1 特征选择</w:t>
         <w:br/>
-        <w:t>sfm = SelectFromModel(</w:t>
+        <w:t>sfm = SelectFromModel(LogisticRegression(</w:t>
         <w:br/>
-        <w:t xml:space="preserve">    LogisticRegression(penalty='l1', C=1.0, solver='liblinear'))</w:t>
+        <w:t xml:space="preserve">    penalty='l1', C=1.0, solver='liblinear', random_state=0))</w:t>
         <w:br/>
-        <w:t>sfm.fit(X_train_res, y_train_res)</w:t>
+        <w:t>sfm.fit(X_tr, y_tr)</w:t>
         <w:br/>
-        <w:t>X_train_sel = sfm.transform(X_train_res)</w:t>
+        <w:t>X_tr_sel = sfm.transform(X_tr)</w:t>
         <w:br/>
-        <w:t>X_test_sel  = sfm.transform(X_test)</w:t>
+        <w:t>X_te_sel = sfm.transform(X_test)</w:t>
         <w:br/>
         <w:br/>
-        <w:t># 训练最终模型并预测概率</w:t>
+        <w:t># 5. XGBoost 训练 + 预测 + AUC</w:t>
         <w:br/>
-        <w:t>model = LogisticRegression(penalty='l1', C=1.0, solver='liblinear')</w:t>
+        <w:t>model = xgb.XGBClassifier(</w:t>
         <w:br/>
-        <w:t>model.fit(X_train_sel, y_train_res)</w:t>
+        <w:t xml:space="preserve">    n_estimators=300, max_depth=4, learning_rate=0.1,</w:t>
         <w:br/>
-        <w:t>y_prob = model.predict_proba(X_test_sel)[:, 1]</w:t>
+        <w:t xml:space="preserve">    subsample=0.9, colsample_bytree=0.9,</w:t>
         <w:br/>
+        <w:t xml:space="preserve">    eval_metric='auc', random_state=0, n_jobs=-1)</w:t>
         <w:br/>
-        <w:t># ROC / AUC</w:t>
+        <w:t>model.fit(X_tr_sel, y_tr)</w:t>
         <w:br/>
-        <w:t>fpr, tpr, _ = roc_curve(y_test, y_prob, pos_label=1)</w:t>
+        <w:t>y_prob = model.predict_proba(X_te_sel)[:, 1]</w:t>
         <w:br/>
-        <w:t>auc_value = auc(fpr, tpr)</w:t>
-        <w:br/>
-        <w:t>print(f'AUC = {auc_value:.4f}')</w:t>
+        <w:t>print(f'AUC = {roc_auc_score(y_test, y_prob):.4f}')</w:t>
       </w:r>
     </w:p>
     <w:p>
@@ -3421,7 +4586,7 @@
           <w:rFonts w:ascii="Times New Roman" w:hAnsi="Times New Roman" w:eastAsia="宋体"/>
           <w:sz w:val="22"/>
         </w:rPr>
-        <w:t>（其余三个模型仅在 model 这一行替换为 GaussianNB() / RandomForestClassifier(...) / SVC(...)，其余流程一致。）</w:t>
+        <w:t>（其余六个模型只需把 model 这一行替换成对应的 sklearn / lightgbm / xgboost 模型构造函数，其余流程一致。）</w:t>
       </w:r>
     </w:p>
     <w:sectPr>
